--- a/RM/RM tipovi zadataka za pismeni i zadaci.docx
+++ b/RM/RM tipovi zadataka za pismeni i zadaci.docx
@@ -7,7 +7,7 @@
         <w:pStyle w:val="ListParagraph"/>
         <w:numPr>
           <w:ilvl w:val="0"/>
-          <w:numId w:val="1"/>
+          <w:numId w:val="2"/>
         </w:numPr>
         <w:rPr>
           <w:rFonts w:ascii="Arial" w:hAnsi="Arial" w:cs="Arial"/>
@@ -29,13 +29,12 @@
         <w:pStyle w:val="ListParagraph"/>
         <w:numPr>
           <w:ilvl w:val="0"/>
-          <w:numId w:val="1"/>
+          <w:numId w:val="2"/>
         </w:numPr>
         <w:rPr>
           <w:rFonts w:ascii="Arial" w:hAnsi="Arial" w:cs="Arial"/>
           <w:sz w:val="30"/>
           <w:szCs w:val="30"/>
-          <w:lang w:val="de-DE"/>
         </w:rPr>
       </w:pPr>
       <w:r>
@@ -43,18 +42,16 @@
           <w:rFonts w:ascii="Arial" w:hAnsi="Arial" w:cs="Arial"/>
           <w:sz w:val="30"/>
           <w:szCs w:val="30"/>
-          <w:lang w:val="de-DE"/>
-        </w:rPr>
-        <w:t>Raspodela adresa u ethernetu i konf</w:t>
+        </w:rPr>
+        <w:t>Selektivna retransmisija + go back N (</w:t>
       </w:r>
       <w:r>
         <w:rPr>
           <w:rFonts w:ascii="Arial" w:hAnsi="Arial" w:cs="Arial"/>
           <w:sz w:val="30"/>
           <w:szCs w:val="30"/>
-          <w:lang w:val="de-DE"/>
-        </w:rPr>
-        <w:t>iguracija rutera</w:t>
+        </w:rPr>
+        <w:t>sa NAK i bez NAK tj sa timeout-om)</w:t>
       </w:r>
     </w:p>
     <w:p>
@@ -62,53 +59,7 @@
         <w:pStyle w:val="ListParagraph"/>
         <w:numPr>
           <w:ilvl w:val="0"/>
-          <w:numId w:val="1"/>
-        </w:numPr>
-        <w:rPr>
-          <w:rFonts w:ascii="Arial" w:hAnsi="Arial" w:cs="Arial"/>
-          <w:sz w:val="30"/>
-          <w:szCs w:val="30"/>
-        </w:rPr>
-      </w:pPr>
-      <w:r>
-        <w:rPr>
-          <w:rFonts w:ascii="Arial" w:hAnsi="Arial" w:cs="Arial"/>
-          <w:sz w:val="30"/>
-          <w:szCs w:val="30"/>
-        </w:rPr>
-        <w:t>Selektivna retransmisija + go back N (</w:t>
-      </w:r>
-      <w:r>
-        <w:rPr>
-          <w:rFonts w:ascii="Arial" w:hAnsi="Arial" w:cs="Arial"/>
-          <w:sz w:val="30"/>
-          <w:szCs w:val="30"/>
-        </w:rPr>
-        <w:t>sa</w:t>
-      </w:r>
-      <w:r>
-        <w:rPr>
-          <w:rFonts w:ascii="Arial" w:hAnsi="Arial" w:cs="Arial"/>
-          <w:sz w:val="30"/>
-          <w:szCs w:val="30"/>
-        </w:rPr>
-        <w:t xml:space="preserve"> NAK i bez NAK tj sa timeout-om</w:t>
-      </w:r>
-      <w:r>
-        <w:rPr>
-          <w:rFonts w:ascii="Arial" w:hAnsi="Arial" w:cs="Arial"/>
-          <w:sz w:val="30"/>
-          <w:szCs w:val="30"/>
-        </w:rPr>
-        <w:t>)</w:t>
-      </w:r>
-    </w:p>
-    <w:p>
-      <w:pPr>
-        <w:pStyle w:val="ListParagraph"/>
-        <w:numPr>
-          <w:ilvl w:val="0"/>
-          <w:numId w:val="1"/>
+          <w:numId w:val="2"/>
         </w:numPr>
         <w:rPr>
           <w:rFonts w:ascii="Arial" w:hAnsi="Arial" w:cs="Arial"/>
@@ -130,7 +81,7 @@
         <w:pStyle w:val="ListParagraph"/>
         <w:numPr>
           <w:ilvl w:val="0"/>
-          <w:numId w:val="1"/>
+          <w:numId w:val="2"/>
         </w:numPr>
         <w:rPr>
           <w:rFonts w:ascii="Arial" w:hAnsi="Arial" w:cs="Arial"/>
@@ -138,6 +89,263 @@
           <w:szCs w:val="30"/>
         </w:rPr>
       </w:pPr>
+      <w:r>
+        <w:rPr>
+          <w:rFonts w:ascii="Arial" w:hAnsi="Arial" w:cs="Arial"/>
+          <w:sz w:val="30"/>
+          <w:szCs w:val="30"/>
+        </w:rPr>
+        <w:t>Konfiguracija rutera:</w:t>
+      </w:r>
+    </w:p>
+    <w:p>
+      <w:pPr>
+        <w:pStyle w:val="ListParagraph"/>
+        <w:numPr>
+          <w:ilvl w:val="1"/>
+          <w:numId w:val="2"/>
+        </w:numPr>
+        <w:rPr>
+          <w:rFonts w:ascii="Arial" w:hAnsi="Arial" w:cs="Arial"/>
+          <w:sz w:val="30"/>
+          <w:szCs w:val="30"/>
+          <w:lang w:val="de-DE"/>
+        </w:rPr>
+      </w:pPr>
+      <w:r>
+        <w:rPr>
+          <w:rFonts w:ascii="Arial" w:hAnsi="Arial" w:cs="Arial"/>
+          <w:sz w:val="30"/>
+          <w:szCs w:val="30"/>
+          <w:lang w:val="de-DE"/>
+        </w:rPr>
+        <w:t>Raspodela ip adresa po mrez</w:t>
+      </w:r>
+      <w:r>
+        <w:rPr>
+          <w:rFonts w:ascii="Arial" w:hAnsi="Arial" w:cs="Arial"/>
+          <w:sz w:val="30"/>
+          <w:szCs w:val="30"/>
+          <w:lang w:val="de-DE"/>
+        </w:rPr>
+        <w:t>ama</w:t>
+      </w:r>
+    </w:p>
+    <w:p>
+      <w:pPr>
+        <w:pStyle w:val="ListParagraph"/>
+        <w:numPr>
+          <w:ilvl w:val="1"/>
+          <w:numId w:val="2"/>
+        </w:numPr>
+        <w:rPr>
+          <w:rFonts w:ascii="Arial" w:hAnsi="Arial" w:cs="Arial"/>
+          <w:sz w:val="30"/>
+          <w:szCs w:val="30"/>
+          <w:lang w:val="de-DE"/>
+        </w:rPr>
+      </w:pPr>
+      <w:r>
+        <w:rPr>
+          <w:rFonts w:ascii="Arial" w:hAnsi="Arial" w:cs="Arial"/>
+          <w:sz w:val="30"/>
+          <w:szCs w:val="30"/>
+          <w:lang w:val="de-DE"/>
+        </w:rPr>
+        <w:t>ACL</w:t>
+      </w:r>
+    </w:p>
+    <w:p>
+      <w:pPr>
+        <w:pStyle w:val="ListParagraph"/>
+        <w:numPr>
+          <w:ilvl w:val="1"/>
+          <w:numId w:val="2"/>
+        </w:numPr>
+        <w:rPr>
+          <w:rFonts w:ascii="Arial" w:hAnsi="Arial" w:cs="Arial"/>
+          <w:sz w:val="30"/>
+          <w:szCs w:val="30"/>
+          <w:lang w:val="de-DE"/>
+        </w:rPr>
+      </w:pPr>
+      <w:r>
+        <w:rPr>
+          <w:rFonts w:ascii="Arial" w:hAnsi="Arial" w:cs="Arial"/>
+          <w:sz w:val="30"/>
+          <w:szCs w:val="30"/>
+          <w:lang w:val="de-DE"/>
+        </w:rPr>
+        <w:t>NAT</w:t>
+      </w:r>
+    </w:p>
+    <w:p>
+      <w:pPr>
+        <w:pStyle w:val="ListParagraph"/>
+        <w:numPr>
+          <w:ilvl w:val="1"/>
+          <w:numId w:val="2"/>
+        </w:numPr>
+        <w:rPr>
+          <w:rFonts w:ascii="Arial" w:hAnsi="Arial" w:cs="Arial"/>
+          <w:sz w:val="30"/>
+          <w:szCs w:val="30"/>
+          <w:lang w:val="de-DE"/>
+        </w:rPr>
+      </w:pPr>
+      <w:r>
+        <w:rPr>
+          <w:rFonts w:ascii="Arial" w:hAnsi="Arial" w:cs="Arial"/>
+          <w:sz w:val="30"/>
+          <w:szCs w:val="30"/>
+          <w:lang w:val="de-DE"/>
+        </w:rPr>
+        <w:t>DHCP</w:t>
+      </w:r>
+    </w:p>
+    <w:p>
+      <w:pPr>
+        <w:pStyle w:val="ListParagraph"/>
+        <w:numPr>
+          <w:ilvl w:val="1"/>
+          <w:numId w:val="2"/>
+        </w:numPr>
+        <w:rPr>
+          <w:rFonts w:ascii="Arial" w:hAnsi="Arial" w:cs="Arial"/>
+          <w:sz w:val="30"/>
+          <w:szCs w:val="30"/>
+          <w:lang w:val="de-DE"/>
+        </w:rPr>
+      </w:pPr>
+      <w:r>
+        <w:rPr>
+          <w:rFonts w:ascii="Arial" w:hAnsi="Arial" w:cs="Arial"/>
+          <w:sz w:val="30"/>
+          <w:szCs w:val="30"/>
+          <w:lang w:val="de-DE"/>
+        </w:rPr>
+        <w:t>DNS</w:t>
+      </w:r>
+    </w:p>
+    <w:p>
+      <w:pPr>
+        <w:pStyle w:val="ListParagraph"/>
+        <w:numPr>
+          <w:ilvl w:val="1"/>
+          <w:numId w:val="2"/>
+        </w:numPr>
+        <w:rPr>
+          <w:rFonts w:ascii="Arial" w:hAnsi="Arial" w:cs="Arial"/>
+          <w:sz w:val="30"/>
+          <w:szCs w:val="30"/>
+          <w:lang w:val="de-DE"/>
+        </w:rPr>
+      </w:pPr>
+      <w:r>
+        <w:rPr>
+          <w:rFonts w:ascii="Arial" w:hAnsi="Arial" w:cs="Arial"/>
+          <w:sz w:val="30"/>
+          <w:szCs w:val="30"/>
+          <w:lang w:val="de-DE"/>
+        </w:rPr>
+        <w:t>IPv6</w:t>
+      </w:r>
+    </w:p>
+    <w:p>
+      <w:pPr>
+        <w:pStyle w:val="ListParagraph"/>
+        <w:numPr>
+          <w:ilvl w:val="0"/>
+          <w:numId w:val="2"/>
+        </w:numPr>
+        <w:rPr>
+          <w:rFonts w:ascii="Arial" w:hAnsi="Arial" w:cs="Arial"/>
+          <w:sz w:val="30"/>
+          <w:szCs w:val="30"/>
+          <w:lang w:val="de-DE"/>
+        </w:rPr>
+      </w:pPr>
+      <w:r>
+        <w:rPr>
+          <w:rFonts w:ascii="Arial" w:hAnsi="Arial" w:cs="Arial"/>
+          <w:sz w:val="30"/>
+          <w:szCs w:val="30"/>
+          <w:lang w:val="de-DE"/>
+        </w:rPr>
+        <w:t>Soketi (HTTP, SMTP, POP3...)</w:t>
+      </w:r>
+    </w:p>
+    <w:p>
+      <w:pPr>
+        <w:pStyle w:val="ListParagraph"/>
+        <w:numPr>
+          <w:ilvl w:val="0"/>
+          <w:numId w:val="2"/>
+        </w:numPr>
+        <w:rPr>
+          <w:rFonts w:ascii="Arial" w:hAnsi="Arial" w:cs="Arial"/>
+          <w:sz w:val="30"/>
+          <w:szCs w:val="30"/>
+          <w:lang w:val="de-DE"/>
+        </w:rPr>
+      </w:pPr>
+      <w:r>
+        <w:rPr>
+          <w:rFonts w:ascii="Arial" w:hAnsi="Arial" w:cs="Arial"/>
+          <w:sz w:val="30"/>
+          <w:szCs w:val="30"/>
+          <w:lang w:val="de-DE"/>
+        </w:rPr>
+        <w:t>CGI</w:t>
+      </w:r>
+    </w:p>
+    <w:p>
+      <w:pPr>
+        <w:pStyle w:val="ListParagraph"/>
+        <w:numPr>
+          <w:ilvl w:val="1"/>
+          <w:numId w:val="2"/>
+        </w:numPr>
+        <w:rPr>
+          <w:rFonts w:ascii="Arial" w:hAnsi="Arial" w:cs="Arial"/>
+          <w:sz w:val="30"/>
+          <w:szCs w:val="30"/>
+          <w:lang w:val="de-DE"/>
+        </w:rPr>
+      </w:pPr>
+      <w:r>
+        <w:rPr>
+          <w:rFonts w:ascii="Arial" w:hAnsi="Arial" w:cs="Arial"/>
+          <w:sz w:val="30"/>
+          <w:szCs w:val="30"/>
+          <w:lang w:val="de-DE"/>
+        </w:rPr>
+        <w:t xml:space="preserve">Html forme – termin 6 </w:t>
+      </w:r>
+    </w:p>
+    <w:p>
+      <w:pPr>
+        <w:pStyle w:val="ListParagraph"/>
+        <w:numPr>
+          <w:ilvl w:val="0"/>
+          <w:numId w:val="2"/>
+        </w:numPr>
+        <w:rPr>
+          <w:rFonts w:ascii="Arial" w:hAnsi="Arial" w:cs="Arial"/>
+          <w:sz w:val="30"/>
+          <w:szCs w:val="30"/>
+          <w:lang w:val="de-DE"/>
+        </w:rPr>
+      </w:pPr>
+      <w:r>
+        <w:rPr>
+          <w:rFonts w:ascii="Arial" w:hAnsi="Arial" w:cs="Arial"/>
+          <w:sz w:val="30"/>
+          <w:szCs w:val="30"/>
+          <w:lang w:val="de-DE"/>
+        </w:rPr>
+        <w:t>Algoritmi rutiranja</w:t>
+      </w:r>
     </w:p>
     <w:sectPr>
       <w:pgSz w:w="12240" w:h="15840"/>
@@ -152,22 +360,22 @@
 <file path=word/numbering.xml><?xml version="1.0" encoding="utf-8"?>
 <w:numbering xmlns:wpc="http://schemas.microsoft.com/office/word/2010/wordprocessingCanvas" xmlns:cx="http://schemas.microsoft.com/office/drawing/2014/chartex" xmlns:cx1="http://schemas.microsoft.com/office/drawing/2015/9/8/chartex" xmlns:cx2="http://schemas.microsoft.com/office/drawing/2015/10/21/chartex" xmlns:cx3="http://schemas.microsoft.com/office/drawing/2016/5/9/chartex" xmlns:cx4="http://schemas.microsoft.com/office/drawing/2016/5/10/chartex" xmlns:cx5="http://schemas.microsoft.com/office/drawing/2016/5/11/chartex" xmlns:cx6="http://schemas.microsoft.com/office/drawing/2016/5/12/chartex" xmlns:cx7="http://schemas.microsoft.com/office/drawing/2016/5/13/chartex" xmlns:cx8="http://schemas.microsoft.com/office/drawing/2016/5/14/chartex" xmlns:mc="http://schemas.openxmlformats.org/markup-compatibility/2006" xmlns:aink="http://schemas.microsoft.com/office/drawing/2016/ink" xmlns:am3d="http://schemas.microsoft.com/office/drawing/2017/model3d" xmlns:o="urn:schemas-microsoft-com:office:office" xmlns:oel="http://schemas.microsoft.com/office/2019/extlst" xmlns:r="http://schemas.openxmlformats.org/officeDocument/2006/relationships" xmlns:m="http://schemas.openxmlformats.org/officeDocument/2006/math" xmlns:v="urn:schemas-microsoft-com:vml" xmlns:wp14="http://schemas.microsoft.com/office/word/2010/wordprocessingDrawing" xmlns:wp="http://schemas.openxmlformats.org/drawingml/2006/wordprocessingDrawing" xmlns:w10="urn:schemas-microsoft-com:office:word" xmlns:w="http://schemas.openxmlformats.org/wordprocessingml/2006/main" xmlns:w14="http://schemas.microsoft.com/office/word/2010/wordml" xmlns:w15="http://schemas.microsoft.com/office/word/2012/wordml" xmlns:w16cex="http://schemas.microsoft.com/office/word/2018/wordml/cex" xmlns:w16cid="http://schemas.microsoft.com/office/word/2016/wordml/cid" xmlns:w16="http://schemas.microsoft.com/office/word/2018/wordml" xmlns:w16du="http://schemas.microsoft.com/office/word/2023/wordml/word16du" xmlns:w16sdtdh="http://schemas.microsoft.com/office/word/2020/wordml/sdtdatahash" xmlns:w16sdtfl="http://schemas.microsoft.com/office/word/2024/wordml/sdtformatlock" xmlns:w16se="http://schemas.microsoft.com/office/word/2015/wordml/symex" xmlns:wpg="http://schemas.microsoft.com/office/word/2010/wordprocessingGroup" xmlns:wpi="http://schemas.microsoft.com/office/word/2010/wordprocessingInk" xmlns:wne="http://schemas.microsoft.com/office/word/2006/wordml" xmlns:wps="http://schemas.microsoft.com/office/word/2010/wordprocessingShape" mc:Ignorable="w14 w15 w16se w16cid w16 w16cex w16sdtdh w16sdtfl w16du wp14">
   <w:abstractNum w:abstractNumId="0" w15:restartNumberingAfterBreak="0">
-    <w:nsid w:val="7074655E"/>
+    <w:nsid w:val="441A68A8"/>
     <w:multiLevelType w:val="hybridMultilevel"/>
-    <w:tmpl w:val="485A12E8"/>
-    <w:lvl w:ilvl="0" w:tplc="0409000B">
+    <w:tmpl w:val="7CAAF0E8"/>
+    <w:lvl w:ilvl="0" w:tplc="04090001">
       <w:start w:val="1"/>
       <w:numFmt w:val="bullet"/>
-      <w:lvlText w:val=""/>
+      <w:lvlText w:val=""/>
       <w:lvlJc w:val="left"/>
       <w:pPr>
         <w:ind w:left="720" w:hanging="360"/>
       </w:pPr>
       <w:rPr>
-        <w:rFonts w:ascii="Wingdings" w:hAnsi="Wingdings" w:hint="default"/>
+        <w:rFonts w:ascii="Symbol" w:hAnsi="Symbol" w:hint="default"/>
       </w:rPr>
     </w:lvl>
-    <w:lvl w:ilvl="1" w:tplc="04090003" w:tentative="1">
+    <w:lvl w:ilvl="1" w:tplc="04090003">
       <w:start w:val="1"/>
       <w:numFmt w:val="bullet"/>
       <w:lvlText w:val="o"/>
@@ -264,7 +472,123 @@
       </w:rPr>
     </w:lvl>
   </w:abstractNum>
+  <w:abstractNum w:abstractNumId="1" w15:restartNumberingAfterBreak="0">
+    <w:nsid w:val="7074655E"/>
+    <w:multiLevelType w:val="hybridMultilevel"/>
+    <w:tmpl w:val="485A12E8"/>
+    <w:lvl w:ilvl="0" w:tplc="0409000B">
+      <w:start w:val="1"/>
+      <w:numFmt w:val="bullet"/>
+      <w:lvlText w:val=""/>
+      <w:lvlJc w:val="left"/>
+      <w:pPr>
+        <w:ind w:left="720" w:hanging="360"/>
+      </w:pPr>
+      <w:rPr>
+        <w:rFonts w:ascii="Wingdings" w:hAnsi="Wingdings" w:hint="default"/>
+      </w:rPr>
+    </w:lvl>
+    <w:lvl w:ilvl="1" w:tplc="04090003">
+      <w:start w:val="1"/>
+      <w:numFmt w:val="bullet"/>
+      <w:lvlText w:val="o"/>
+      <w:lvlJc w:val="left"/>
+      <w:pPr>
+        <w:ind w:left="1440" w:hanging="360"/>
+      </w:pPr>
+      <w:rPr>
+        <w:rFonts w:ascii="Courier New" w:hAnsi="Courier New" w:cs="Courier New" w:hint="default"/>
+      </w:rPr>
+    </w:lvl>
+    <w:lvl w:ilvl="2" w:tplc="04090005" w:tentative="1">
+      <w:start w:val="1"/>
+      <w:numFmt w:val="bullet"/>
+      <w:lvlText w:val=""/>
+      <w:lvlJc w:val="left"/>
+      <w:pPr>
+        <w:ind w:left="2160" w:hanging="360"/>
+      </w:pPr>
+      <w:rPr>
+        <w:rFonts w:ascii="Wingdings" w:hAnsi="Wingdings" w:hint="default"/>
+      </w:rPr>
+    </w:lvl>
+    <w:lvl w:ilvl="3" w:tplc="04090001" w:tentative="1">
+      <w:start w:val="1"/>
+      <w:numFmt w:val="bullet"/>
+      <w:lvlText w:val=""/>
+      <w:lvlJc w:val="left"/>
+      <w:pPr>
+        <w:ind w:left="2880" w:hanging="360"/>
+      </w:pPr>
+      <w:rPr>
+        <w:rFonts w:ascii="Symbol" w:hAnsi="Symbol" w:hint="default"/>
+      </w:rPr>
+    </w:lvl>
+    <w:lvl w:ilvl="4" w:tplc="04090003" w:tentative="1">
+      <w:start w:val="1"/>
+      <w:numFmt w:val="bullet"/>
+      <w:lvlText w:val="o"/>
+      <w:lvlJc w:val="left"/>
+      <w:pPr>
+        <w:ind w:left="3600" w:hanging="360"/>
+      </w:pPr>
+      <w:rPr>
+        <w:rFonts w:ascii="Courier New" w:hAnsi="Courier New" w:cs="Courier New" w:hint="default"/>
+      </w:rPr>
+    </w:lvl>
+    <w:lvl w:ilvl="5" w:tplc="04090005" w:tentative="1">
+      <w:start w:val="1"/>
+      <w:numFmt w:val="bullet"/>
+      <w:lvlText w:val=""/>
+      <w:lvlJc w:val="left"/>
+      <w:pPr>
+        <w:ind w:left="4320" w:hanging="360"/>
+      </w:pPr>
+      <w:rPr>
+        <w:rFonts w:ascii="Wingdings" w:hAnsi="Wingdings" w:hint="default"/>
+      </w:rPr>
+    </w:lvl>
+    <w:lvl w:ilvl="6" w:tplc="04090001" w:tentative="1">
+      <w:start w:val="1"/>
+      <w:numFmt w:val="bullet"/>
+      <w:lvlText w:val=""/>
+      <w:lvlJc w:val="left"/>
+      <w:pPr>
+        <w:ind w:left="5040" w:hanging="360"/>
+      </w:pPr>
+      <w:rPr>
+        <w:rFonts w:ascii="Symbol" w:hAnsi="Symbol" w:hint="default"/>
+      </w:rPr>
+    </w:lvl>
+    <w:lvl w:ilvl="7" w:tplc="04090003" w:tentative="1">
+      <w:start w:val="1"/>
+      <w:numFmt w:val="bullet"/>
+      <w:lvlText w:val="o"/>
+      <w:lvlJc w:val="left"/>
+      <w:pPr>
+        <w:ind w:left="5760" w:hanging="360"/>
+      </w:pPr>
+      <w:rPr>
+        <w:rFonts w:ascii="Courier New" w:hAnsi="Courier New" w:cs="Courier New" w:hint="default"/>
+      </w:rPr>
+    </w:lvl>
+    <w:lvl w:ilvl="8" w:tplc="04090005" w:tentative="1">
+      <w:start w:val="1"/>
+      <w:numFmt w:val="bullet"/>
+      <w:lvlText w:val=""/>
+      <w:lvlJc w:val="left"/>
+      <w:pPr>
+        <w:ind w:left="6480" w:hanging="360"/>
+      </w:pPr>
+      <w:rPr>
+        <w:rFonts w:ascii="Wingdings" w:hAnsi="Wingdings" w:hint="default"/>
+      </w:rPr>
+    </w:lvl>
+  </w:abstractNum>
   <w:num w:numId="1" w16cid:durableId="791175440">
+    <w:abstractNumId w:val="1"/>
+  </w:num>
+  <w:num w:numId="2" w16cid:durableId="893856655">
     <w:abstractNumId w:val="0"/>
   </w:num>
 </w:numbering>

--- a/RM/RM tipovi zadataka za pismeni i zadaci.docx
+++ b/RM/RM tipovi zadataka za pismeni i zadaci.docx
@@ -7,7 +7,7 @@
         <w:pStyle w:val="ListParagraph"/>
         <w:numPr>
           <w:ilvl w:val="0"/>
-          <w:numId w:val="2"/>
+          <w:numId w:val="3"/>
         </w:numPr>
         <w:rPr>
           <w:rFonts w:ascii="Arial" w:hAnsi="Arial" w:cs="Arial"/>
@@ -15,21 +15,95 @@
           <w:szCs w:val="30"/>
         </w:rPr>
       </w:pPr>
-      <w:r>
-        <w:rPr>
-          <w:rFonts w:ascii="Arial" w:hAnsi="Arial" w:cs="Arial"/>
-          <w:sz w:val="30"/>
-          <w:szCs w:val="30"/>
-        </w:rPr>
-        <w:t>Linijska kodiranja</w:t>
-      </w:r>
+      <w:proofErr w:type="spellStart"/>
+      <w:r>
+        <w:rPr>
+          <w:rFonts w:ascii="Arial" w:hAnsi="Arial" w:cs="Arial"/>
+          <w:sz w:val="30"/>
+          <w:szCs w:val="30"/>
+        </w:rPr>
+        <w:t>Linijska</w:t>
+      </w:r>
+      <w:proofErr w:type="spellEnd"/>
+      <w:r>
+        <w:rPr>
+          <w:rFonts w:ascii="Arial" w:hAnsi="Arial" w:cs="Arial"/>
+          <w:sz w:val="30"/>
+          <w:szCs w:val="30"/>
+        </w:rPr>
+        <w:t xml:space="preserve"> </w:t>
+      </w:r>
+      <w:proofErr w:type="spellStart"/>
+      <w:r>
+        <w:rPr>
+          <w:rFonts w:ascii="Arial" w:hAnsi="Arial" w:cs="Arial"/>
+          <w:sz w:val="30"/>
+          <w:szCs w:val="30"/>
+        </w:rPr>
+        <w:t>kodiranja</w:t>
+      </w:r>
+      <w:proofErr w:type="spellEnd"/>
+      <w:r>
+        <w:rPr>
+          <w:rFonts w:ascii="Arial" w:hAnsi="Arial" w:cs="Arial"/>
+          <w:sz w:val="30"/>
+          <w:szCs w:val="30"/>
+        </w:rPr>
+        <w:t xml:space="preserve"> – </w:t>
+      </w:r>
+      <w:proofErr w:type="spellStart"/>
+      <w:r>
+        <w:rPr>
+          <w:rFonts w:ascii="Arial" w:hAnsi="Arial" w:cs="Arial"/>
+          <w:sz w:val="30"/>
+          <w:szCs w:val="30"/>
+        </w:rPr>
+        <w:t>verovatno</w:t>
+      </w:r>
+      <w:proofErr w:type="spellEnd"/>
+      <w:r>
+        <w:rPr>
+          <w:rFonts w:ascii="Arial" w:hAnsi="Arial" w:cs="Arial"/>
+          <w:sz w:val="30"/>
+          <w:szCs w:val="30"/>
+        </w:rPr>
+        <w:t xml:space="preserve"> </w:t>
+      </w:r>
+      <w:proofErr w:type="spellStart"/>
+      <w:r>
+        <w:rPr>
+          <w:rFonts w:ascii="Arial" w:hAnsi="Arial" w:cs="Arial"/>
+          <w:sz w:val="30"/>
+          <w:szCs w:val="30"/>
+        </w:rPr>
+        <w:t>nece</w:t>
+      </w:r>
+      <w:proofErr w:type="spellEnd"/>
+      <w:r>
+        <w:rPr>
+          <w:rFonts w:ascii="Arial" w:hAnsi="Arial" w:cs="Arial"/>
+          <w:sz w:val="30"/>
+          <w:szCs w:val="30"/>
+        </w:rPr>
+        <w:t xml:space="preserve"> </w:t>
+      </w:r>
+      <w:proofErr w:type="spellStart"/>
+      <w:r>
+        <w:rPr>
+          <w:rFonts w:ascii="Arial" w:hAnsi="Arial" w:cs="Arial"/>
+          <w:sz w:val="30"/>
+          <w:szCs w:val="30"/>
+        </w:rPr>
+        <w:t>biti</w:t>
+      </w:r>
+      <w:proofErr w:type="spellEnd"/>
     </w:p>
     <w:p>
       <w:pPr>
         <w:pStyle w:val="ListParagraph"/>
         <w:numPr>
           <w:ilvl w:val="0"/>
-          <w:numId w:val="2"/>
+          <w:numId w:val="3"/>
         </w:numPr>
         <w:rPr>
           <w:rFonts w:ascii="Arial" w:hAnsi="Arial" w:cs="Arial"/>
@@ -37,29 +111,157 @@
           <w:szCs w:val="30"/>
         </w:rPr>
       </w:pPr>
-      <w:r>
-        <w:rPr>
-          <w:rFonts w:ascii="Arial" w:hAnsi="Arial" w:cs="Arial"/>
-          <w:sz w:val="30"/>
-          <w:szCs w:val="30"/>
-        </w:rPr>
-        <w:t>Selektivna retransmisija + go back N (</w:t>
-      </w:r>
-      <w:r>
-        <w:rPr>
-          <w:rFonts w:ascii="Arial" w:hAnsi="Arial" w:cs="Arial"/>
-          <w:sz w:val="30"/>
-          <w:szCs w:val="30"/>
-        </w:rPr>
-        <w:t>sa NAK i bez NAK tj sa timeout-om)</w:t>
-      </w:r>
+      <w:proofErr w:type="spellStart"/>
+      <w:r>
+        <w:rPr>
+          <w:rFonts w:ascii="Arial" w:hAnsi="Arial" w:cs="Arial"/>
+          <w:sz w:val="30"/>
+          <w:szCs w:val="30"/>
+        </w:rPr>
+        <w:t>Selektivna</w:t>
+      </w:r>
+      <w:proofErr w:type="spellEnd"/>
+      <w:r>
+        <w:rPr>
+          <w:rFonts w:ascii="Arial" w:hAnsi="Arial" w:cs="Arial"/>
+          <w:sz w:val="30"/>
+          <w:szCs w:val="30"/>
+        </w:rPr>
+        <w:t xml:space="preserve"> </w:t>
+      </w:r>
+      <w:proofErr w:type="spellStart"/>
+      <w:r>
+        <w:rPr>
+          <w:rFonts w:ascii="Arial" w:hAnsi="Arial" w:cs="Arial"/>
+          <w:sz w:val="30"/>
+          <w:szCs w:val="30"/>
+        </w:rPr>
+        <w:t>retransmisija</w:t>
+      </w:r>
+      <w:proofErr w:type="spellEnd"/>
+      <w:r>
+        <w:rPr>
+          <w:rFonts w:ascii="Arial" w:hAnsi="Arial" w:cs="Arial"/>
+          <w:sz w:val="30"/>
+          <w:szCs w:val="30"/>
+        </w:rPr>
+        <w:t xml:space="preserve"> + go back N (</w:t>
+      </w:r>
+      <w:proofErr w:type="spellStart"/>
+      <w:r>
+        <w:rPr>
+          <w:rFonts w:ascii="Arial" w:hAnsi="Arial" w:cs="Arial"/>
+          <w:sz w:val="30"/>
+          <w:szCs w:val="30"/>
+        </w:rPr>
+        <w:t>sa</w:t>
+      </w:r>
+      <w:proofErr w:type="spellEnd"/>
+      <w:r>
+        <w:rPr>
+          <w:rFonts w:ascii="Arial" w:hAnsi="Arial" w:cs="Arial"/>
+          <w:sz w:val="30"/>
+          <w:szCs w:val="30"/>
+        </w:rPr>
+        <w:t xml:space="preserve"> NAK </w:t>
+      </w:r>
+      <w:proofErr w:type="spellStart"/>
+      <w:r>
+        <w:rPr>
+          <w:rFonts w:ascii="Arial" w:hAnsi="Arial" w:cs="Arial"/>
+          <w:sz w:val="30"/>
+          <w:szCs w:val="30"/>
+        </w:rPr>
+        <w:t>i</w:t>
+      </w:r>
+      <w:proofErr w:type="spellEnd"/>
+      <w:r>
+        <w:rPr>
+          <w:rFonts w:ascii="Arial" w:hAnsi="Arial" w:cs="Arial"/>
+          <w:sz w:val="30"/>
+          <w:szCs w:val="30"/>
+        </w:rPr>
+        <w:t xml:space="preserve"> bez NAK </w:t>
+      </w:r>
+      <w:proofErr w:type="spellStart"/>
+      <w:r>
+        <w:rPr>
+          <w:rFonts w:ascii="Arial" w:hAnsi="Arial" w:cs="Arial"/>
+          <w:sz w:val="30"/>
+          <w:szCs w:val="30"/>
+        </w:rPr>
+        <w:t>tj</w:t>
+      </w:r>
+      <w:proofErr w:type="spellEnd"/>
+      <w:r>
+        <w:rPr>
+          <w:rFonts w:ascii="Arial" w:hAnsi="Arial" w:cs="Arial"/>
+          <w:sz w:val="30"/>
+          <w:szCs w:val="30"/>
+        </w:rPr>
+        <w:t xml:space="preserve"> </w:t>
+      </w:r>
+      <w:proofErr w:type="spellStart"/>
+      <w:r>
+        <w:rPr>
+          <w:rFonts w:ascii="Arial" w:hAnsi="Arial" w:cs="Arial"/>
+          <w:sz w:val="30"/>
+          <w:szCs w:val="30"/>
+        </w:rPr>
+        <w:t>sa</w:t>
+      </w:r>
+      <w:proofErr w:type="spellEnd"/>
+      <w:r>
+        <w:rPr>
+          <w:rFonts w:ascii="Arial" w:hAnsi="Arial" w:cs="Arial"/>
+          <w:sz w:val="30"/>
+          <w:szCs w:val="30"/>
+        </w:rPr>
+        <w:t xml:space="preserve"> timeout-om)</w:t>
+      </w:r>
+      <w:r>
+        <w:rPr>
+          <w:rFonts w:ascii="Arial" w:hAnsi="Arial" w:cs="Arial"/>
+          <w:sz w:val="30"/>
+          <w:szCs w:val="30"/>
+        </w:rPr>
+        <w:t xml:space="preserve"> – </w:t>
+      </w:r>
+      <w:proofErr w:type="spellStart"/>
+      <w:r>
+        <w:rPr>
+          <w:rFonts w:ascii="Arial" w:hAnsi="Arial" w:cs="Arial"/>
+          <w:sz w:val="30"/>
+          <w:szCs w:val="30"/>
+        </w:rPr>
+        <w:t>nekad</w:t>
+      </w:r>
+      <w:proofErr w:type="spellEnd"/>
+      <w:r>
+        <w:rPr>
+          <w:rFonts w:ascii="Arial" w:hAnsi="Arial" w:cs="Arial"/>
+          <w:sz w:val="30"/>
+          <w:szCs w:val="30"/>
+        </w:rPr>
+        <w:t xml:space="preserve"> </w:t>
+      </w:r>
+      <w:proofErr w:type="spellStart"/>
+      <w:r>
+        <w:rPr>
+          <w:rFonts w:ascii="Arial" w:hAnsi="Arial" w:cs="Arial"/>
+          <w:sz w:val="30"/>
+          <w:szCs w:val="30"/>
+        </w:rPr>
+        <w:t>bude</w:t>
+      </w:r>
+      <w:proofErr w:type="spellEnd"/>
     </w:p>
     <w:p>
       <w:pPr>
         <w:pStyle w:val="ListParagraph"/>
         <w:numPr>
           <w:ilvl w:val="0"/>
-          <w:numId w:val="2"/>
+          <w:numId w:val="3"/>
         </w:numPr>
         <w:rPr>
           <w:rFonts w:ascii="Arial" w:hAnsi="Arial" w:cs="Arial"/>
@@ -67,43 +269,261 @@
           <w:szCs w:val="30"/>
         </w:rPr>
       </w:pPr>
-      <w:r>
-        <w:rPr>
-          <w:rFonts w:ascii="Arial" w:hAnsi="Arial" w:cs="Arial"/>
-          <w:sz w:val="30"/>
-          <w:szCs w:val="30"/>
-        </w:rPr>
-        <w:t>Racunanje iskoriscenosti kanala</w:t>
-      </w:r>
+      <w:proofErr w:type="spellStart"/>
+      <w:r>
+        <w:rPr>
+          <w:rFonts w:ascii="Arial" w:hAnsi="Arial" w:cs="Arial"/>
+          <w:sz w:val="30"/>
+          <w:szCs w:val="30"/>
+        </w:rPr>
+        <w:t>Racunanje</w:t>
+      </w:r>
+      <w:proofErr w:type="spellEnd"/>
+      <w:r>
+        <w:rPr>
+          <w:rFonts w:ascii="Arial" w:hAnsi="Arial" w:cs="Arial"/>
+          <w:sz w:val="30"/>
+          <w:szCs w:val="30"/>
+        </w:rPr>
+        <w:t xml:space="preserve"> </w:t>
+      </w:r>
+      <w:proofErr w:type="spellStart"/>
+      <w:r>
+        <w:rPr>
+          <w:rFonts w:ascii="Arial" w:hAnsi="Arial" w:cs="Arial"/>
+          <w:sz w:val="30"/>
+          <w:szCs w:val="30"/>
+        </w:rPr>
+        <w:t>iskoriscenosti</w:t>
+      </w:r>
+      <w:proofErr w:type="spellEnd"/>
+      <w:r>
+        <w:rPr>
+          <w:rFonts w:ascii="Arial" w:hAnsi="Arial" w:cs="Arial"/>
+          <w:sz w:val="30"/>
+          <w:szCs w:val="30"/>
+        </w:rPr>
+        <w:t xml:space="preserve"> </w:t>
+      </w:r>
+      <w:proofErr w:type="spellStart"/>
+      <w:r>
+        <w:rPr>
+          <w:rFonts w:ascii="Arial" w:hAnsi="Arial" w:cs="Arial"/>
+          <w:sz w:val="30"/>
+          <w:szCs w:val="30"/>
+        </w:rPr>
+        <w:t>kanala</w:t>
+      </w:r>
+      <w:proofErr w:type="spellEnd"/>
+      <w:r>
+        <w:rPr>
+          <w:rFonts w:ascii="Arial" w:hAnsi="Arial" w:cs="Arial"/>
+          <w:sz w:val="30"/>
+          <w:szCs w:val="30"/>
+        </w:rPr>
+        <w:t xml:space="preserve"> – </w:t>
+      </w:r>
+      <w:proofErr w:type="spellStart"/>
+      <w:r>
+        <w:rPr>
+          <w:rFonts w:ascii="Arial" w:hAnsi="Arial" w:cs="Arial"/>
+          <w:sz w:val="30"/>
+          <w:szCs w:val="30"/>
+        </w:rPr>
+        <w:t>nekad</w:t>
+      </w:r>
+      <w:proofErr w:type="spellEnd"/>
+      <w:r>
+        <w:rPr>
+          <w:rFonts w:ascii="Arial" w:hAnsi="Arial" w:cs="Arial"/>
+          <w:sz w:val="30"/>
+          <w:szCs w:val="30"/>
+        </w:rPr>
+        <w:t xml:space="preserve"> </w:t>
+      </w:r>
+      <w:proofErr w:type="spellStart"/>
+      <w:r>
+        <w:rPr>
+          <w:rFonts w:ascii="Arial" w:hAnsi="Arial" w:cs="Arial"/>
+          <w:sz w:val="30"/>
+          <w:szCs w:val="30"/>
+        </w:rPr>
+        <w:t>bude</w:t>
+      </w:r>
+      <w:proofErr w:type="spellEnd"/>
     </w:p>
     <w:p>
       <w:pPr>
         <w:pStyle w:val="ListParagraph"/>
         <w:numPr>
           <w:ilvl w:val="0"/>
-          <w:numId w:val="2"/>
+          <w:numId w:val="3"/>
         </w:numPr>
         <w:rPr>
           <w:rFonts w:ascii="Arial" w:hAnsi="Arial" w:cs="Arial"/>
-          <w:sz w:val="30"/>
-          <w:szCs w:val="30"/>
-        </w:rPr>
-      </w:pPr>
-      <w:r>
-        <w:rPr>
-          <w:rFonts w:ascii="Arial" w:hAnsi="Arial" w:cs="Arial"/>
-          <w:sz w:val="30"/>
-          <w:szCs w:val="30"/>
-        </w:rPr>
-        <w:t>Konfiguracija rutera:</w:t>
-      </w:r>
+          <w:b/>
+          <w:bCs/>
+          <w:sz w:val="30"/>
+          <w:szCs w:val="30"/>
+        </w:rPr>
+      </w:pPr>
+      <w:proofErr w:type="spellStart"/>
+      <w:r>
+        <w:rPr>
+          <w:rFonts w:ascii="Arial" w:hAnsi="Arial" w:cs="Arial"/>
+          <w:b/>
+          <w:bCs/>
+          <w:sz w:val="30"/>
+          <w:szCs w:val="30"/>
+        </w:rPr>
+        <w:t>STP</w:t>
+      </w:r>
+      <w:proofErr w:type="spellEnd"/>
+      <w:r>
+        <w:rPr>
+          <w:rFonts w:ascii="Arial" w:hAnsi="Arial" w:cs="Arial"/>
+          <w:b/>
+          <w:bCs/>
+          <w:sz w:val="30"/>
+          <w:szCs w:val="30"/>
+        </w:rPr>
+        <w:t xml:space="preserve"> </w:t>
+      </w:r>
+      <w:r>
+        <w:rPr>
+          <w:rFonts w:ascii="Arial" w:hAnsi="Arial" w:cs="Arial"/>
+          <w:sz w:val="30"/>
+          <w:szCs w:val="30"/>
+        </w:rPr>
+        <w:t xml:space="preserve">– </w:t>
+      </w:r>
+      <w:proofErr w:type="spellStart"/>
+      <w:r>
+        <w:rPr>
+          <w:rFonts w:ascii="Arial" w:hAnsi="Arial" w:cs="Arial"/>
+          <w:sz w:val="30"/>
+          <w:szCs w:val="30"/>
+        </w:rPr>
+        <w:t>relativno</w:t>
+      </w:r>
+      <w:proofErr w:type="spellEnd"/>
+      <w:r>
+        <w:rPr>
+          <w:rFonts w:ascii="Arial" w:hAnsi="Arial" w:cs="Arial"/>
+          <w:sz w:val="30"/>
+          <w:szCs w:val="30"/>
+        </w:rPr>
+        <w:t xml:space="preserve"> </w:t>
+      </w:r>
+      <w:proofErr w:type="spellStart"/>
+      <w:r>
+        <w:rPr>
+          <w:rFonts w:ascii="Arial" w:hAnsi="Arial" w:cs="Arial"/>
+          <w:sz w:val="30"/>
+          <w:szCs w:val="30"/>
+        </w:rPr>
+        <w:t>cesto</w:t>
+      </w:r>
+      <w:proofErr w:type="spellEnd"/>
+    </w:p>
+    <w:p>
+      <w:pPr>
+        <w:pStyle w:val="ListParagraph"/>
+        <w:numPr>
+          <w:ilvl w:val="0"/>
+          <w:numId w:val="3"/>
+        </w:numPr>
+        <w:rPr>
+          <w:rFonts w:ascii="Arial" w:hAnsi="Arial" w:cs="Arial"/>
+          <w:sz w:val="30"/>
+          <w:szCs w:val="30"/>
+        </w:rPr>
+      </w:pPr>
+      <w:proofErr w:type="spellStart"/>
+      <w:r>
+        <w:rPr>
+          <w:rFonts w:ascii="Arial" w:hAnsi="Arial" w:cs="Arial"/>
+          <w:b/>
+          <w:bCs/>
+          <w:sz w:val="30"/>
+          <w:szCs w:val="30"/>
+        </w:rPr>
+        <w:t>Konfiguracija</w:t>
+      </w:r>
+      <w:proofErr w:type="spellEnd"/>
+      <w:r>
+        <w:rPr>
+          <w:rFonts w:ascii="Arial" w:hAnsi="Arial" w:cs="Arial"/>
+          <w:b/>
+          <w:bCs/>
+          <w:sz w:val="30"/>
+          <w:szCs w:val="30"/>
+        </w:rPr>
+        <w:t xml:space="preserve"> </w:t>
+      </w:r>
+      <w:proofErr w:type="spellStart"/>
+      <w:r>
+        <w:rPr>
+          <w:rFonts w:ascii="Arial" w:hAnsi="Arial" w:cs="Arial"/>
+          <w:b/>
+          <w:bCs/>
+          <w:sz w:val="30"/>
+          <w:szCs w:val="30"/>
+        </w:rPr>
+        <w:t>rutera</w:t>
+      </w:r>
+      <w:proofErr w:type="spellEnd"/>
+      <w:r>
+        <w:rPr>
+          <w:rFonts w:ascii="Arial" w:hAnsi="Arial" w:cs="Arial"/>
+          <w:sz w:val="30"/>
+          <w:szCs w:val="30"/>
+        </w:rPr>
+        <w:t>:</w:t>
+      </w:r>
+      <w:r>
+        <w:rPr>
+          <w:rFonts w:ascii="Arial" w:hAnsi="Arial" w:cs="Arial"/>
+          <w:sz w:val="30"/>
+          <w:szCs w:val="30"/>
+        </w:rPr>
+        <w:t xml:space="preserve"> - </w:t>
+      </w:r>
+      <w:proofErr w:type="spellStart"/>
+      <w:r>
+        <w:rPr>
+          <w:rFonts w:ascii="Arial" w:hAnsi="Arial" w:cs="Arial"/>
+          <w:sz w:val="30"/>
+          <w:szCs w:val="30"/>
+        </w:rPr>
+        <w:t>relativno</w:t>
+      </w:r>
+      <w:proofErr w:type="spellEnd"/>
+      <w:r>
+        <w:rPr>
+          <w:rFonts w:ascii="Arial" w:hAnsi="Arial" w:cs="Arial"/>
+          <w:sz w:val="30"/>
+          <w:szCs w:val="30"/>
+        </w:rPr>
+        <w:t xml:space="preserve"> </w:t>
+      </w:r>
+      <w:proofErr w:type="spellStart"/>
+      <w:r>
+        <w:rPr>
+          <w:rFonts w:ascii="Arial" w:hAnsi="Arial" w:cs="Arial"/>
+          <w:sz w:val="30"/>
+          <w:szCs w:val="30"/>
+        </w:rPr>
+        <w:t>cesto</w:t>
+      </w:r>
+      <w:proofErr w:type="spellEnd"/>
     </w:p>
     <w:p>
       <w:pPr>
         <w:pStyle w:val="ListParagraph"/>
         <w:numPr>
           <w:ilvl w:val="1"/>
-          <w:numId w:val="2"/>
+          <w:numId w:val="3"/>
         </w:numPr>
         <w:rPr>
           <w:rFonts w:ascii="Arial" w:hAnsi="Arial" w:cs="Arial"/>
@@ -136,7 +556,7 @@
         <w:pStyle w:val="ListParagraph"/>
         <w:numPr>
           <w:ilvl w:val="1"/>
-          <w:numId w:val="2"/>
+          <w:numId w:val="3"/>
         </w:numPr>
         <w:rPr>
           <w:rFonts w:ascii="Arial" w:hAnsi="Arial" w:cs="Arial"/>
@@ -160,7 +580,7 @@
         <w:pStyle w:val="ListParagraph"/>
         <w:numPr>
           <w:ilvl w:val="1"/>
-          <w:numId w:val="2"/>
+          <w:numId w:val="3"/>
         </w:numPr>
         <w:rPr>
           <w:rFonts w:ascii="Arial" w:hAnsi="Arial" w:cs="Arial"/>
@@ -184,7 +604,7 @@
         <w:pStyle w:val="ListParagraph"/>
         <w:numPr>
           <w:ilvl w:val="1"/>
-          <w:numId w:val="2"/>
+          <w:numId w:val="3"/>
         </w:numPr>
         <w:rPr>
           <w:rFonts w:ascii="Arial" w:hAnsi="Arial" w:cs="Arial"/>
@@ -208,7 +628,7 @@
         <w:pStyle w:val="ListParagraph"/>
         <w:numPr>
           <w:ilvl w:val="1"/>
-          <w:numId w:val="2"/>
+          <w:numId w:val="3"/>
         </w:numPr>
         <w:rPr>
           <w:rFonts w:ascii="Arial" w:hAnsi="Arial" w:cs="Arial"/>
@@ -232,7 +652,7 @@
         <w:pStyle w:val="ListParagraph"/>
         <w:numPr>
           <w:ilvl w:val="1"/>
-          <w:numId w:val="2"/>
+          <w:numId w:val="3"/>
         </w:numPr>
         <w:rPr>
           <w:rFonts w:ascii="Arial" w:hAnsi="Arial" w:cs="Arial"/>
@@ -250,13 +670,54 @@
         </w:rPr>
         <w:t>IPv6</w:t>
       </w:r>
+      <w:r>
+        <w:rPr>
+          <w:rFonts w:ascii="Arial" w:hAnsi="Arial" w:cs="Arial"/>
+          <w:sz w:val="30"/>
+          <w:szCs w:val="30"/>
+          <w:lang w:val="de-DE"/>
+        </w:rPr>
+        <w:t xml:space="preserve"> - </w:t>
+      </w:r>
+      <w:hyperlink r:id="rId5" w:history="1">
+        <w:r>
+          <w:rPr>
+            <w:rStyle w:val="Hyperlink"/>
+            <w:rFonts w:ascii="Arial" w:hAnsi="Arial" w:cs="Arial"/>
+            <w:sz w:val="30"/>
+            <w:szCs w:val="30"/>
+            <w:lang w:val="de-DE"/>
+          </w:rPr>
+          <w:t>cheats</w:t>
+        </w:r>
+        <w:r>
+          <w:rPr>
+            <w:rStyle w:val="Hyperlink"/>
+            <w:rFonts w:ascii="Arial" w:hAnsi="Arial" w:cs="Arial"/>
+            <w:sz w:val="30"/>
+            <w:szCs w:val="30"/>
+            <w:lang w:val="de-DE"/>
+          </w:rPr>
+          <w:t>h</w:t>
+        </w:r>
+        <w:r>
+          <w:rPr>
+            <w:rStyle w:val="Hyperlink"/>
+            <w:rFonts w:ascii="Arial" w:hAnsi="Arial" w:cs="Arial"/>
+            <w:sz w:val="30"/>
+            <w:szCs w:val="30"/>
+            <w:lang w:val="de-DE"/>
+          </w:rPr>
+          <w:t>eet</w:t>
+        </w:r>
+      </w:hyperlink>
     </w:p>
     <w:p>
       <w:pPr>
         <w:pStyle w:val="ListParagraph"/>
         <w:numPr>
           <w:ilvl w:val="0"/>
-          <w:numId w:val="2"/>
+          <w:numId w:val="3"/>
         </w:numPr>
         <w:rPr>
           <w:rFonts w:ascii="Arial" w:hAnsi="Arial" w:cs="Arial"/>
@@ -273,6 +734,15 @@
           <w:lang w:val="de-DE"/>
         </w:rPr>
         <w:t>Soketi (HTTP, SMTP, POP3...)</w:t>
+      </w:r>
+      <w:r>
+        <w:rPr>
+          <w:rFonts w:ascii="Arial" w:hAnsi="Arial" w:cs="Arial"/>
+          <w:sz w:val="30"/>
+          <w:szCs w:val="30"/>
+          <w:lang w:val="de-DE"/>
+        </w:rPr>
+        <w:t xml:space="preserve"> – relativno cesto</w:t>
       </w:r>
     </w:p>
     <w:p>
@@ -280,23 +750,47 @@
         <w:pStyle w:val="ListParagraph"/>
         <w:numPr>
           <w:ilvl w:val="0"/>
-          <w:numId w:val="2"/>
+          <w:numId w:val="3"/>
         </w:numPr>
         <w:rPr>
           <w:rFonts w:ascii="Arial" w:hAnsi="Arial" w:cs="Arial"/>
-          <w:sz w:val="30"/>
-          <w:szCs w:val="30"/>
-          <w:lang w:val="de-DE"/>
-        </w:rPr>
-      </w:pPr>
-      <w:r>
-        <w:rPr>
-          <w:rFonts w:ascii="Arial" w:hAnsi="Arial" w:cs="Arial"/>
+          <w:b/>
+          <w:bCs/>
+          <w:sz w:val="30"/>
+          <w:szCs w:val="30"/>
+          <w:lang w:val="de-DE"/>
+        </w:rPr>
+      </w:pPr>
+      <w:r>
+        <w:rPr>
+          <w:rFonts w:ascii="Arial" w:hAnsi="Arial" w:cs="Arial"/>
+          <w:b/>
+          <w:bCs/>
           <w:sz w:val="30"/>
           <w:szCs w:val="30"/>
           <w:lang w:val="de-DE"/>
         </w:rPr>
         <w:t>CGI</w:t>
+      </w:r>
+      <w:r>
+        <w:rPr>
+          <w:rFonts w:ascii="Arial" w:hAnsi="Arial" w:cs="Arial"/>
+          <w:b/>
+          <w:bCs/>
+          <w:sz w:val="30"/>
+          <w:szCs w:val="30"/>
+          <w:lang w:val="de-DE"/>
+        </w:rPr>
+        <w:t xml:space="preserve"> </w:t>
+      </w:r>
+      <w:r>
+        <w:rPr>
+          <w:rFonts w:ascii="Arial" w:hAnsi="Arial" w:cs="Arial"/>
+          <w:sz w:val="30"/>
+          <w:szCs w:val="30"/>
+          <w:lang w:val="de-DE"/>
+        </w:rPr>
+        <w:t>– relativno cesto</w:t>
       </w:r>
     </w:p>
     <w:p>
@@ -304,7 +798,7 @@
         <w:pStyle w:val="ListParagraph"/>
         <w:numPr>
           <w:ilvl w:val="1"/>
-          <w:numId w:val="2"/>
+          <w:numId w:val="3"/>
         </w:numPr>
         <w:rPr>
           <w:rFonts w:ascii="Arial" w:hAnsi="Arial" w:cs="Arial"/>
@@ -320,7 +814,118 @@
           <w:szCs w:val="30"/>
           <w:lang w:val="de-DE"/>
         </w:rPr>
-        <w:t xml:space="preserve">Html forme – termin 6 </w:t>
+        <w:t>Html forme – termin 6</w:t>
+      </w:r>
+    </w:p>
+    <w:p>
+      <w:pPr>
+        <w:pStyle w:val="ListParagraph"/>
+        <w:numPr>
+          <w:ilvl w:val="1"/>
+          <w:numId w:val="3"/>
+        </w:numPr>
+        <w:rPr>
+          <w:rStyle w:val="Hyperlink"/>
+          <w:rFonts w:ascii="Arial" w:hAnsi="Arial" w:cs="Arial"/>
+          <w:sz w:val="30"/>
+          <w:szCs w:val="30"/>
+          <w:lang w:val="de-DE"/>
+        </w:rPr>
+      </w:pPr>
+      <w:r>
+        <w:rPr>
+          <w:rFonts w:ascii="Arial" w:hAnsi="Arial" w:cs="Arial"/>
+          <w:sz w:val="30"/>
+          <w:szCs w:val="30"/>
+          <w:lang w:val="de-DE"/>
+        </w:rPr>
+        <w:fldChar w:fldCharType="begin"/>
+      </w:r>
+      <w:r>
+        <w:rPr>
+          <w:rFonts w:ascii="Arial" w:hAnsi="Arial" w:cs="Arial"/>
+          <w:sz w:val="30"/>
+          <w:szCs w:val="30"/>
+          <w:lang w:val="de-DE"/>
+        </w:rPr>
+        <w:instrText>HYPERLINK "CGI%20lab"</w:instrText>
+      </w:r>
+      <w:r>
+        <w:rPr>
+          <w:rFonts w:ascii="Arial" w:hAnsi="Arial" w:cs="Arial"/>
+          <w:sz w:val="30"/>
+          <w:szCs w:val="30"/>
+          <w:lang w:val="de-DE"/>
+        </w:rPr>
+      </w:r>
+      <w:r>
+        <w:rPr>
+          <w:rFonts w:ascii="Arial" w:hAnsi="Arial" w:cs="Arial"/>
+          <w:sz w:val="30"/>
+          <w:szCs w:val="30"/>
+          <w:lang w:val="de-DE"/>
+        </w:rPr>
+        <w:fldChar w:fldCharType="separate"/>
+      </w:r>
+      <w:r>
+        <w:rPr>
+          <w:rStyle w:val="Hyperlink"/>
+          <w:rFonts w:ascii="Arial" w:hAnsi="Arial" w:cs="Arial"/>
+          <w:sz w:val="30"/>
+          <w:szCs w:val="30"/>
+          <w:lang w:val="de-DE"/>
+        </w:rPr>
+        <w:t>CGI C a</w:t>
+      </w:r>
+      <w:r>
+        <w:rPr>
+          <w:rStyle w:val="Hyperlink"/>
+          <w:rFonts w:ascii="Arial" w:hAnsi="Arial" w:cs="Arial"/>
+          <w:sz w:val="30"/>
+          <w:szCs w:val="30"/>
+          <w:lang w:val="de-DE"/>
+        </w:rPr>
+        <w:t>p</w:t>
+      </w:r>
+      <w:r>
+        <w:rPr>
+          <w:rStyle w:val="Hyperlink"/>
+          <w:rFonts w:ascii="Arial" w:hAnsi="Arial" w:cs="Arial"/>
+          <w:sz w:val="30"/>
+          <w:szCs w:val="30"/>
+          <w:lang w:val="de-DE"/>
+        </w:rPr>
+        <w:t>lik</w:t>
+      </w:r>
+      <w:r>
+        <w:rPr>
+          <w:rStyle w:val="Hyperlink"/>
+          <w:rFonts w:ascii="Arial" w:hAnsi="Arial" w:cs="Arial"/>
+          <w:sz w:val="30"/>
+          <w:szCs w:val="30"/>
+          <w:lang w:val="de-DE"/>
+        </w:rPr>
+        <w:t>a</w:t>
+      </w:r>
+      <w:r>
+        <w:rPr>
+          <w:rStyle w:val="Hyperlink"/>
+          <w:rFonts w:ascii="Arial" w:hAnsi="Arial" w:cs="Arial"/>
+          <w:sz w:val="30"/>
+          <w:szCs w:val="30"/>
+          <w:lang w:val="de-DE"/>
+        </w:rPr>
+        <w:t>cija</w:t>
+      </w:r>
+      <w:r>
+        <w:rPr>
+          <w:rStyle w:val="Hyperlink"/>
+          <w:rFonts w:ascii="Arial" w:hAnsi="Arial" w:cs="Arial"/>
+          <w:sz w:val="30"/>
+          <w:szCs w:val="30"/>
+          <w:lang w:val="de-DE"/>
+        </w:rPr>
+        <w:t xml:space="preserve"> </w:t>
       </w:r>
     </w:p>
     <w:p>
@@ -328,23 +933,117 @@
         <w:pStyle w:val="ListParagraph"/>
         <w:numPr>
           <w:ilvl w:val="0"/>
-          <w:numId w:val="2"/>
+          <w:numId w:val="3"/>
         </w:numPr>
         <w:rPr>
           <w:rFonts w:ascii="Arial" w:hAnsi="Arial" w:cs="Arial"/>
-          <w:sz w:val="30"/>
-          <w:szCs w:val="30"/>
-          <w:lang w:val="de-DE"/>
-        </w:rPr>
-      </w:pPr>
-      <w:r>
-        <w:rPr>
-          <w:rFonts w:ascii="Arial" w:hAnsi="Arial" w:cs="Arial"/>
+          <w:b/>
+          <w:bCs/>
+          <w:sz w:val="30"/>
+          <w:szCs w:val="30"/>
+          <w:lang w:val="de-DE"/>
+        </w:rPr>
+      </w:pPr>
+      <w:r>
+        <w:rPr>
+          <w:rFonts w:ascii="Arial" w:hAnsi="Arial" w:cs="Arial"/>
+          <w:sz w:val="30"/>
+          <w:szCs w:val="30"/>
+          <w:lang w:val="de-DE"/>
+        </w:rPr>
+        <w:fldChar w:fldCharType="end"/>
+      </w:r>
+      <w:r>
+        <w:rPr>
+          <w:rFonts w:ascii="Arial" w:hAnsi="Arial" w:cs="Arial"/>
+          <w:b/>
+          <w:bCs/>
           <w:sz w:val="30"/>
           <w:szCs w:val="30"/>
           <w:lang w:val="de-DE"/>
         </w:rPr>
         <w:t>Algoritmi rutiranja</w:t>
+      </w:r>
+      <w:r>
+        <w:rPr>
+          <w:rFonts w:ascii="Arial" w:hAnsi="Arial" w:cs="Arial"/>
+          <w:b/>
+          <w:bCs/>
+          <w:sz w:val="30"/>
+          <w:szCs w:val="30"/>
+          <w:lang w:val="de-DE"/>
+        </w:rPr>
+        <w:t xml:space="preserve"> </w:t>
+      </w:r>
+      <w:r>
+        <w:rPr>
+          <w:rFonts w:ascii="Arial" w:hAnsi="Arial" w:cs="Arial"/>
+          <w:sz w:val="30"/>
+          <w:szCs w:val="30"/>
+          <w:lang w:val="de-DE"/>
+        </w:rPr>
+        <w:t>–</w:t>
+      </w:r>
+      <w:r>
+        <w:rPr>
+          <w:rFonts w:ascii="Arial" w:hAnsi="Arial" w:cs="Arial"/>
+          <w:sz w:val="30"/>
+          <w:szCs w:val="30"/>
+          <w:lang w:val="de-DE"/>
+        </w:rPr>
+        <w:t xml:space="preserve"> ponekad</w:t>
+      </w:r>
+    </w:p>
+    <w:p>
+      <w:pPr>
+        <w:pStyle w:val="ListParagraph"/>
+        <w:numPr>
+          <w:ilvl w:val="1"/>
+          <w:numId w:val="3"/>
+        </w:numPr>
+        <w:rPr>
+          <w:rFonts w:ascii="Arial" w:hAnsi="Arial" w:cs="Arial"/>
+          <w:b/>
+          <w:bCs/>
+          <w:sz w:val="30"/>
+          <w:szCs w:val="30"/>
+          <w:lang w:val="de-DE"/>
+        </w:rPr>
+      </w:pPr>
+      <w:r>
+        <w:rPr>
+          <w:rFonts w:ascii="Arial" w:hAnsi="Arial" w:cs="Arial"/>
+          <w:sz w:val="30"/>
+          <w:szCs w:val="30"/>
+          <w:lang w:val="de-DE"/>
+        </w:rPr>
+        <w:t>LinkState (OSPF)</w:t>
+      </w:r>
+    </w:p>
+    <w:p>
+      <w:pPr>
+        <w:pStyle w:val="ListParagraph"/>
+        <w:numPr>
+          <w:ilvl w:val="1"/>
+          <w:numId w:val="3"/>
+        </w:numPr>
+        <w:rPr>
+          <w:rFonts w:ascii="Arial" w:hAnsi="Arial" w:cs="Arial"/>
+          <w:b/>
+          <w:bCs/>
+          <w:sz w:val="30"/>
+          <w:szCs w:val="30"/>
+          <w:lang w:val="de-DE"/>
+        </w:rPr>
+      </w:pPr>
+      <w:r>
+        <w:rPr>
+          <w:rFonts w:ascii="Arial" w:hAnsi="Arial" w:cs="Arial"/>
+          <w:sz w:val="30"/>
+          <w:szCs w:val="30"/>
+          <w:lang w:val="de-DE"/>
+        </w:rPr>
+        <w:t>DistanceVector</w:t>
       </w:r>
     </w:p>
     <w:sectPr>
@@ -360,6 +1059,92 @@
 <file path=word/numbering.xml><?xml version="1.0" encoding="utf-8"?>
 <w:numbering xmlns:wpc="http://schemas.microsoft.com/office/word/2010/wordprocessingCanvas" xmlns:cx="http://schemas.microsoft.com/office/drawing/2014/chartex" xmlns:cx1="http://schemas.microsoft.com/office/drawing/2015/9/8/chartex" xmlns:cx2="http://schemas.microsoft.com/office/drawing/2015/10/21/chartex" xmlns:cx3="http://schemas.microsoft.com/office/drawing/2016/5/9/chartex" xmlns:cx4="http://schemas.microsoft.com/office/drawing/2016/5/10/chartex" xmlns:cx5="http://schemas.microsoft.com/office/drawing/2016/5/11/chartex" xmlns:cx6="http://schemas.microsoft.com/office/drawing/2016/5/12/chartex" xmlns:cx7="http://schemas.microsoft.com/office/drawing/2016/5/13/chartex" xmlns:cx8="http://schemas.microsoft.com/office/drawing/2016/5/14/chartex" xmlns:mc="http://schemas.openxmlformats.org/markup-compatibility/2006" xmlns:aink="http://schemas.microsoft.com/office/drawing/2016/ink" xmlns:am3d="http://schemas.microsoft.com/office/drawing/2017/model3d" xmlns:o="urn:schemas-microsoft-com:office:office" xmlns:oel="http://schemas.microsoft.com/office/2019/extlst" xmlns:r="http://schemas.openxmlformats.org/officeDocument/2006/relationships" xmlns:m="http://schemas.openxmlformats.org/officeDocument/2006/math" xmlns:v="urn:schemas-microsoft-com:vml" xmlns:wp14="http://schemas.microsoft.com/office/word/2010/wordprocessingDrawing" xmlns:wp="http://schemas.openxmlformats.org/drawingml/2006/wordprocessingDrawing" xmlns:w10="urn:schemas-microsoft-com:office:word" xmlns:w="http://schemas.openxmlformats.org/wordprocessingml/2006/main" xmlns:w14="http://schemas.microsoft.com/office/word/2010/wordml" xmlns:w15="http://schemas.microsoft.com/office/word/2012/wordml" xmlns:w16cex="http://schemas.microsoft.com/office/word/2018/wordml/cex" xmlns:w16cid="http://schemas.microsoft.com/office/word/2016/wordml/cid" xmlns:w16="http://schemas.microsoft.com/office/word/2018/wordml" xmlns:w16du="http://schemas.microsoft.com/office/word/2023/wordml/word16du" xmlns:w16sdtdh="http://schemas.microsoft.com/office/word/2020/wordml/sdtdatahash" xmlns:w16sdtfl="http://schemas.microsoft.com/office/word/2024/wordml/sdtformatlock" xmlns:w16se="http://schemas.microsoft.com/office/word/2015/wordml/symex" xmlns:wpg="http://schemas.microsoft.com/office/word/2010/wordprocessingGroup" xmlns:wpi="http://schemas.microsoft.com/office/word/2010/wordprocessingInk" xmlns:wne="http://schemas.microsoft.com/office/word/2006/wordml" xmlns:wps="http://schemas.microsoft.com/office/word/2010/wordprocessingShape" mc:Ignorable="w14 w15 w16se w16cid w16 w16cex w16sdtdh w16sdtfl w16du wp14">
   <w:abstractNum w:abstractNumId="0" w15:restartNumberingAfterBreak="0">
+    <w:nsid w:val="1F12324B"/>
+    <w:multiLevelType w:val="hybridMultilevel"/>
+    <w:tmpl w:val="43AA57E6"/>
+    <w:lvl w:ilvl="0" w:tplc="241A000F">
+      <w:start w:val="1"/>
+      <w:numFmt w:val="decimal"/>
+      <w:lvlText w:val="%1."/>
+      <w:lvlJc w:val="left"/>
+      <w:pPr>
+        <w:ind w:left="720" w:hanging="360"/>
+      </w:pPr>
+    </w:lvl>
+    <w:lvl w:ilvl="1" w:tplc="241A0019">
+      <w:start w:val="1"/>
+      <w:numFmt w:val="lowerLetter"/>
+      <w:lvlText w:val="%2."/>
+      <w:lvlJc w:val="left"/>
+      <w:pPr>
+        <w:ind w:left="1440" w:hanging="360"/>
+      </w:pPr>
+    </w:lvl>
+    <w:lvl w:ilvl="2" w:tplc="241A001B" w:tentative="1">
+      <w:start w:val="1"/>
+      <w:numFmt w:val="lowerRoman"/>
+      <w:lvlText w:val="%3."/>
+      <w:lvlJc w:val="right"/>
+      <w:pPr>
+        <w:ind w:left="2160" w:hanging="180"/>
+      </w:pPr>
+    </w:lvl>
+    <w:lvl w:ilvl="3" w:tplc="241A000F" w:tentative="1">
+      <w:start w:val="1"/>
+      <w:numFmt w:val="decimal"/>
+      <w:lvlText w:val="%4."/>
+      <w:lvlJc w:val="left"/>
+      <w:pPr>
+        <w:ind w:left="2880" w:hanging="360"/>
+      </w:pPr>
+    </w:lvl>
+    <w:lvl w:ilvl="4" w:tplc="241A0019" w:tentative="1">
+      <w:start w:val="1"/>
+      <w:numFmt w:val="lowerLetter"/>
+      <w:lvlText w:val="%5."/>
+      <w:lvlJc w:val="left"/>
+      <w:pPr>
+        <w:ind w:left="3600" w:hanging="360"/>
+      </w:pPr>
+    </w:lvl>
+    <w:lvl w:ilvl="5" w:tplc="241A001B" w:tentative="1">
+      <w:start w:val="1"/>
+      <w:numFmt w:val="lowerRoman"/>
+      <w:lvlText w:val="%6."/>
+      <w:lvlJc w:val="right"/>
+      <w:pPr>
+        <w:ind w:left="4320" w:hanging="180"/>
+      </w:pPr>
+    </w:lvl>
+    <w:lvl w:ilvl="6" w:tplc="241A000F" w:tentative="1">
+      <w:start w:val="1"/>
+      <w:numFmt w:val="decimal"/>
+      <w:lvlText w:val="%7."/>
+      <w:lvlJc w:val="left"/>
+      <w:pPr>
+        <w:ind w:left="5040" w:hanging="360"/>
+      </w:pPr>
+    </w:lvl>
+    <w:lvl w:ilvl="7" w:tplc="241A0019" w:tentative="1">
+      <w:start w:val="1"/>
+      <w:numFmt w:val="lowerLetter"/>
+      <w:lvlText w:val="%8."/>
+      <w:lvlJc w:val="left"/>
+      <w:pPr>
+        <w:ind w:left="5760" w:hanging="360"/>
+      </w:pPr>
+    </w:lvl>
+    <w:lvl w:ilvl="8" w:tplc="241A001B" w:tentative="1">
+      <w:start w:val="1"/>
+      <w:numFmt w:val="lowerRoman"/>
+      <w:lvlText w:val="%9."/>
+      <w:lvlJc w:val="right"/>
+      <w:pPr>
+        <w:ind w:left="6480" w:hanging="180"/>
+      </w:pPr>
+    </w:lvl>
+  </w:abstractNum>
+  <w:abstractNum w:abstractNumId="1" w15:restartNumberingAfterBreak="0">
     <w:nsid w:val="441A68A8"/>
     <w:multiLevelType w:val="hybridMultilevel"/>
     <w:tmpl w:val="7CAAF0E8"/>
@@ -472,7 +1257,7 @@
       </w:rPr>
     </w:lvl>
   </w:abstractNum>
-  <w:abstractNum w:abstractNumId="1" w15:restartNumberingAfterBreak="0">
+  <w:abstractNum w:abstractNumId="2" w15:restartNumberingAfterBreak="0">
     <w:nsid w:val="7074655E"/>
     <w:multiLevelType w:val="hybridMultilevel"/>
     <w:tmpl w:val="485A12E8"/>
@@ -586,9 +1371,12 @@
     </w:lvl>
   </w:abstractNum>
   <w:num w:numId="1" w16cid:durableId="791175440">
+    <w:abstractNumId w:val="2"/>
+  </w:num>
+  <w:num w:numId="2" w16cid:durableId="893856655">
     <w:abstractNumId w:val="1"/>
   </w:num>
-  <w:num w:numId="2" w16cid:durableId="893856655">
+  <w:num w:numId="3" w16cid:durableId="387384824">
     <w:abstractNumId w:val="0"/>
   </w:num>
 </w:numbering>
@@ -1511,6 +2299,41 @@
       <w:spacing w:val="5"/>
     </w:rPr>
   </w:style>
+  <w:style w:type="character" w:styleId="Hyperlink">
+    <w:name w:val="Hyperlink"/>
+    <w:basedOn w:val="DefaultParagraphFont"/>
+    <w:uiPriority w:val="99"/>
+    <w:unhideWhenUsed/>
+    <w:rsid w:val="00846963"/>
+    <w:rPr>
+      <w:color w:val="0563C1" w:themeColor="hyperlink"/>
+      <w:u w:val="single"/>
+    </w:rPr>
+  </w:style>
+  <w:style w:type="character" w:styleId="UnresolvedMention">
+    <w:name w:val="Unresolved Mention"/>
+    <w:basedOn w:val="DefaultParagraphFont"/>
+    <w:uiPriority w:val="99"/>
+    <w:semiHidden/>
+    <w:unhideWhenUsed/>
+    <w:rsid w:val="00846963"/>
+    <w:rPr>
+      <w:color w:val="605E5C"/>
+      <w:shd w:val="clear" w:color="auto" w:fill="E1DFDD"/>
+    </w:rPr>
+  </w:style>
+  <w:style w:type="character" w:styleId="FollowedHyperlink">
+    <w:name w:val="FollowedHyperlink"/>
+    <w:basedOn w:val="DefaultParagraphFont"/>
+    <w:uiPriority w:val="99"/>
+    <w:semiHidden/>
+    <w:unhideWhenUsed/>
+    <w:rsid w:val="00846963"/>
+    <w:rPr>
+      <w:color w:val="954F72" w:themeColor="followedHyperlink"/>
+      <w:u w:val="single"/>
+    </w:rPr>
+  </w:style>
 </w:styles>
 </file>
 

--- a/RM/RM tipovi zadataka za pismeni i zadaci.docx
+++ b/RM/RM tipovi zadataka za pismeni i zadaci.docx
@@ -15,88 +15,22 @@
           <w:szCs w:val="30"/>
         </w:rPr>
       </w:pPr>
-      <w:proofErr w:type="spellStart"/>
-      <w:r>
-        <w:rPr>
-          <w:rFonts w:ascii="Arial" w:hAnsi="Arial" w:cs="Arial"/>
-          <w:sz w:val="30"/>
-          <w:szCs w:val="30"/>
-        </w:rPr>
-        <w:t>Linijska</w:t>
-      </w:r>
-      <w:proofErr w:type="spellEnd"/>
-      <w:r>
-        <w:rPr>
-          <w:rFonts w:ascii="Arial" w:hAnsi="Arial" w:cs="Arial"/>
-          <w:sz w:val="30"/>
-          <w:szCs w:val="30"/>
-        </w:rPr>
-        <w:t xml:space="preserve"> </w:t>
-      </w:r>
-      <w:proofErr w:type="spellStart"/>
-      <w:r>
-        <w:rPr>
-          <w:rFonts w:ascii="Arial" w:hAnsi="Arial" w:cs="Arial"/>
-          <w:sz w:val="30"/>
-          <w:szCs w:val="30"/>
-        </w:rPr>
-        <w:t>kodiranja</w:t>
-      </w:r>
-      <w:proofErr w:type="spellEnd"/>
-      <w:r>
-        <w:rPr>
-          <w:rFonts w:ascii="Arial" w:hAnsi="Arial" w:cs="Arial"/>
-          <w:sz w:val="30"/>
-          <w:szCs w:val="30"/>
-        </w:rPr>
-        <w:t xml:space="preserve"> – </w:t>
-      </w:r>
-      <w:proofErr w:type="spellStart"/>
-      <w:r>
-        <w:rPr>
-          <w:rFonts w:ascii="Arial" w:hAnsi="Arial" w:cs="Arial"/>
-          <w:sz w:val="30"/>
-          <w:szCs w:val="30"/>
-        </w:rPr>
-        <w:t>verovatno</w:t>
-      </w:r>
-      <w:proofErr w:type="spellEnd"/>
-      <w:r>
-        <w:rPr>
-          <w:rFonts w:ascii="Arial" w:hAnsi="Arial" w:cs="Arial"/>
-          <w:sz w:val="30"/>
-          <w:szCs w:val="30"/>
-        </w:rPr>
-        <w:t xml:space="preserve"> </w:t>
-      </w:r>
-      <w:proofErr w:type="spellStart"/>
-      <w:r>
-        <w:rPr>
-          <w:rFonts w:ascii="Arial" w:hAnsi="Arial" w:cs="Arial"/>
-          <w:sz w:val="30"/>
-          <w:szCs w:val="30"/>
-        </w:rPr>
-        <w:t>nece</w:t>
-      </w:r>
-      <w:proofErr w:type="spellEnd"/>
-      <w:r>
-        <w:rPr>
-          <w:rFonts w:ascii="Arial" w:hAnsi="Arial" w:cs="Arial"/>
-          <w:sz w:val="30"/>
-          <w:szCs w:val="30"/>
-        </w:rPr>
-        <w:t xml:space="preserve"> </w:t>
-      </w:r>
-      <w:proofErr w:type="spellStart"/>
-      <w:r>
-        <w:rPr>
-          <w:rFonts w:ascii="Arial" w:hAnsi="Arial" w:cs="Arial"/>
-          <w:sz w:val="30"/>
-          <w:szCs w:val="30"/>
-        </w:rPr>
-        <w:t>biti</w:t>
-      </w:r>
-      <w:proofErr w:type="spellEnd"/>
+      <w:r>
+        <w:rPr>
+          <w:rFonts w:ascii="Arial" w:hAnsi="Arial" w:cs="Arial"/>
+          <w:sz w:val="30"/>
+          <w:szCs w:val="30"/>
+        </w:rPr>
+        <w:t>Linijska kodiranja</w:t>
+      </w:r>
+      <w:r>
+        <w:rPr>
+          <w:rFonts w:ascii="Arial" w:hAnsi="Arial" w:cs="Arial"/>
+          <w:sz w:val="30"/>
+          <w:szCs w:val="30"/>
+        </w:rPr>
+        <w:t xml:space="preserve"> – verovatno nece biti</w:t>
+      </w:r>
     </w:p>
     <w:p>
       <w:pPr>
@@ -111,150 +45,30 @@
           <w:szCs w:val="30"/>
         </w:rPr>
       </w:pPr>
-      <w:proofErr w:type="spellStart"/>
-      <w:r>
-        <w:rPr>
-          <w:rFonts w:ascii="Arial" w:hAnsi="Arial" w:cs="Arial"/>
-          <w:sz w:val="30"/>
-          <w:szCs w:val="30"/>
-        </w:rPr>
-        <w:t>Selektivna</w:t>
-      </w:r>
-      <w:proofErr w:type="spellEnd"/>
-      <w:r>
-        <w:rPr>
-          <w:rFonts w:ascii="Arial" w:hAnsi="Arial" w:cs="Arial"/>
-          <w:sz w:val="30"/>
-          <w:szCs w:val="30"/>
-        </w:rPr>
-        <w:t xml:space="preserve"> </w:t>
-      </w:r>
-      <w:proofErr w:type="spellStart"/>
-      <w:r>
-        <w:rPr>
-          <w:rFonts w:ascii="Arial" w:hAnsi="Arial" w:cs="Arial"/>
-          <w:sz w:val="30"/>
-          <w:szCs w:val="30"/>
-        </w:rPr>
-        <w:t>retransmisija</w:t>
-      </w:r>
-      <w:proofErr w:type="spellEnd"/>
-      <w:r>
-        <w:rPr>
-          <w:rFonts w:ascii="Arial" w:hAnsi="Arial" w:cs="Arial"/>
-          <w:sz w:val="30"/>
-          <w:szCs w:val="30"/>
-        </w:rPr>
-        <w:t xml:space="preserve"> + go back N (</w:t>
-      </w:r>
-      <w:proofErr w:type="spellStart"/>
-      <w:r>
-        <w:rPr>
-          <w:rFonts w:ascii="Arial" w:hAnsi="Arial" w:cs="Arial"/>
-          <w:sz w:val="30"/>
-          <w:szCs w:val="30"/>
-        </w:rPr>
-        <w:t>sa</w:t>
-      </w:r>
-      <w:proofErr w:type="spellEnd"/>
-      <w:r>
-        <w:rPr>
-          <w:rFonts w:ascii="Arial" w:hAnsi="Arial" w:cs="Arial"/>
-          <w:sz w:val="30"/>
-          <w:szCs w:val="30"/>
-        </w:rPr>
-        <w:t xml:space="preserve"> NAK </w:t>
-      </w:r>
-      <w:proofErr w:type="spellStart"/>
-      <w:r>
-        <w:rPr>
-          <w:rFonts w:ascii="Arial" w:hAnsi="Arial" w:cs="Arial"/>
-          <w:sz w:val="30"/>
-          <w:szCs w:val="30"/>
-        </w:rPr>
-        <w:t>i</w:t>
-      </w:r>
-      <w:proofErr w:type="spellEnd"/>
-      <w:r>
-        <w:rPr>
-          <w:rFonts w:ascii="Arial" w:hAnsi="Arial" w:cs="Arial"/>
-          <w:sz w:val="30"/>
-          <w:szCs w:val="30"/>
-        </w:rPr>
-        <w:t xml:space="preserve"> bez NAK </w:t>
-      </w:r>
-      <w:proofErr w:type="spellStart"/>
-      <w:r>
-        <w:rPr>
-          <w:rFonts w:ascii="Arial" w:hAnsi="Arial" w:cs="Arial"/>
-          <w:sz w:val="30"/>
-          <w:szCs w:val="30"/>
-        </w:rPr>
-        <w:t>tj</w:t>
-      </w:r>
-      <w:proofErr w:type="spellEnd"/>
-      <w:r>
-        <w:rPr>
-          <w:rFonts w:ascii="Arial" w:hAnsi="Arial" w:cs="Arial"/>
-          <w:sz w:val="30"/>
-          <w:szCs w:val="30"/>
-        </w:rPr>
-        <w:t xml:space="preserve"> </w:t>
-      </w:r>
-      <w:proofErr w:type="spellStart"/>
-      <w:r>
-        <w:rPr>
-          <w:rFonts w:ascii="Arial" w:hAnsi="Arial" w:cs="Arial"/>
-          <w:sz w:val="30"/>
-          <w:szCs w:val="30"/>
-        </w:rPr>
-        <w:t>sa</w:t>
-      </w:r>
-      <w:proofErr w:type="spellEnd"/>
-      <w:r>
-        <w:rPr>
-          <w:rFonts w:ascii="Arial" w:hAnsi="Arial" w:cs="Arial"/>
-          <w:sz w:val="30"/>
-          <w:szCs w:val="30"/>
-        </w:rPr>
-        <w:t xml:space="preserve"> timeout-om)</w:t>
-      </w:r>
-      <w:r>
-        <w:rPr>
-          <w:rFonts w:ascii="Arial" w:hAnsi="Arial" w:cs="Arial"/>
-          <w:sz w:val="30"/>
-          <w:szCs w:val="30"/>
-        </w:rPr>
-        <w:t xml:space="preserve"> – </w:t>
-      </w:r>
-      <w:proofErr w:type="spellStart"/>
-      <w:r>
-        <w:rPr>
-          <w:rFonts w:ascii="Arial" w:hAnsi="Arial" w:cs="Arial"/>
-          <w:sz w:val="30"/>
-          <w:szCs w:val="30"/>
-        </w:rPr>
-        <w:t>nekad</w:t>
-      </w:r>
-      <w:proofErr w:type="spellEnd"/>
-      <w:r>
-        <w:rPr>
-          <w:rFonts w:ascii="Arial" w:hAnsi="Arial" w:cs="Arial"/>
-          <w:sz w:val="30"/>
-          <w:szCs w:val="30"/>
-        </w:rPr>
-        <w:t xml:space="preserve"> </w:t>
-      </w:r>
-      <w:proofErr w:type="spellStart"/>
-      <w:r>
-        <w:rPr>
-          <w:rFonts w:ascii="Arial" w:hAnsi="Arial" w:cs="Arial"/>
-          <w:sz w:val="30"/>
-          <w:szCs w:val="30"/>
-        </w:rPr>
-        <w:t>bude</w:t>
-      </w:r>
-      <w:proofErr w:type="spellEnd"/>
+      <w:r>
+        <w:rPr>
+          <w:rFonts w:ascii="Arial" w:hAnsi="Arial" w:cs="Arial"/>
+          <w:sz w:val="30"/>
+          <w:szCs w:val="30"/>
+        </w:rPr>
+        <w:t>Selektivna retransmisija + go back N (</w:t>
+      </w:r>
+      <w:r>
+        <w:rPr>
+          <w:rFonts w:ascii="Arial" w:hAnsi="Arial" w:cs="Arial"/>
+          <w:sz w:val="30"/>
+          <w:szCs w:val="30"/>
+        </w:rPr>
+        <w:t>sa NAK i bez NAK tj sa timeout-om)</w:t>
+      </w:r>
+      <w:r>
+        <w:rPr>
+          <w:rFonts w:ascii="Arial" w:hAnsi="Arial" w:cs="Arial"/>
+          <w:sz w:val="30"/>
+          <w:szCs w:val="30"/>
+        </w:rPr>
+        <w:t xml:space="preserve"> – nekad bude</w:t>
+      </w:r>
     </w:p>
     <w:p>
       <w:pPr>
@@ -269,88 +83,22 @@
           <w:szCs w:val="30"/>
         </w:rPr>
       </w:pPr>
-      <w:proofErr w:type="spellStart"/>
-      <w:r>
-        <w:rPr>
-          <w:rFonts w:ascii="Arial" w:hAnsi="Arial" w:cs="Arial"/>
-          <w:sz w:val="30"/>
-          <w:szCs w:val="30"/>
-        </w:rPr>
-        <w:t>Racunanje</w:t>
-      </w:r>
-      <w:proofErr w:type="spellEnd"/>
-      <w:r>
-        <w:rPr>
-          <w:rFonts w:ascii="Arial" w:hAnsi="Arial" w:cs="Arial"/>
-          <w:sz w:val="30"/>
-          <w:szCs w:val="30"/>
-        </w:rPr>
-        <w:t xml:space="preserve"> </w:t>
-      </w:r>
-      <w:proofErr w:type="spellStart"/>
-      <w:r>
-        <w:rPr>
-          <w:rFonts w:ascii="Arial" w:hAnsi="Arial" w:cs="Arial"/>
-          <w:sz w:val="30"/>
-          <w:szCs w:val="30"/>
-        </w:rPr>
-        <w:t>iskoriscenosti</w:t>
-      </w:r>
-      <w:proofErr w:type="spellEnd"/>
-      <w:r>
-        <w:rPr>
-          <w:rFonts w:ascii="Arial" w:hAnsi="Arial" w:cs="Arial"/>
-          <w:sz w:val="30"/>
-          <w:szCs w:val="30"/>
-        </w:rPr>
-        <w:t xml:space="preserve"> </w:t>
-      </w:r>
-      <w:proofErr w:type="spellStart"/>
-      <w:r>
-        <w:rPr>
-          <w:rFonts w:ascii="Arial" w:hAnsi="Arial" w:cs="Arial"/>
-          <w:sz w:val="30"/>
-          <w:szCs w:val="30"/>
-        </w:rPr>
-        <w:t>kanala</w:t>
-      </w:r>
-      <w:proofErr w:type="spellEnd"/>
-      <w:r>
-        <w:rPr>
-          <w:rFonts w:ascii="Arial" w:hAnsi="Arial" w:cs="Arial"/>
-          <w:sz w:val="30"/>
-          <w:szCs w:val="30"/>
-        </w:rPr>
-        <w:t xml:space="preserve"> – </w:t>
-      </w:r>
-      <w:proofErr w:type="spellStart"/>
-      <w:r>
-        <w:rPr>
-          <w:rFonts w:ascii="Arial" w:hAnsi="Arial" w:cs="Arial"/>
-          <w:sz w:val="30"/>
-          <w:szCs w:val="30"/>
-        </w:rPr>
-        <w:t>nekad</w:t>
-      </w:r>
-      <w:proofErr w:type="spellEnd"/>
-      <w:r>
-        <w:rPr>
-          <w:rFonts w:ascii="Arial" w:hAnsi="Arial" w:cs="Arial"/>
-          <w:sz w:val="30"/>
-          <w:szCs w:val="30"/>
-        </w:rPr>
-        <w:t xml:space="preserve"> </w:t>
-      </w:r>
-      <w:proofErr w:type="spellStart"/>
-      <w:r>
-        <w:rPr>
-          <w:rFonts w:ascii="Arial" w:hAnsi="Arial" w:cs="Arial"/>
-          <w:sz w:val="30"/>
-          <w:szCs w:val="30"/>
-        </w:rPr>
-        <w:t>bude</w:t>
-      </w:r>
-      <w:proofErr w:type="spellEnd"/>
+      <w:r>
+        <w:rPr>
+          <w:rFonts w:ascii="Arial" w:hAnsi="Arial" w:cs="Arial"/>
+          <w:sz w:val="30"/>
+          <w:szCs w:val="30"/>
+        </w:rPr>
+        <w:t>Racunanje iskoriscenosti kanala</w:t>
+      </w:r>
+      <w:r>
+        <w:rPr>
+          <w:rFonts w:ascii="Arial" w:hAnsi="Arial" w:cs="Arial"/>
+          <w:sz w:val="30"/>
+          <w:szCs w:val="30"/>
+        </w:rPr>
+        <w:t xml:space="preserve"> – nekad bude</w:t>
+      </w:r>
     </w:p>
     <w:p>
       <w:pPr>
@@ -367,7 +115,6 @@
           <w:szCs w:val="30"/>
         </w:rPr>
       </w:pPr>
-      <w:proofErr w:type="spellStart"/>
       <w:r>
         <w:rPr>
           <w:rFonts w:ascii="Arial" w:hAnsi="Arial" w:cs="Arial"/>
@@ -378,7 +125,6 @@
         </w:rPr>
         <w:t>STP</w:t>
       </w:r>
-      <w:proofErr w:type="spellEnd"/>
       <w:r>
         <w:rPr>
           <w:rFonts w:ascii="Arial" w:hAnsi="Arial" w:cs="Arial"/>
@@ -395,36 +141,8 @@
           <w:sz w:val="30"/>
           <w:szCs w:val="30"/>
         </w:rPr>
-        <w:t xml:space="preserve">– </w:t>
-      </w:r>
-      <w:proofErr w:type="spellStart"/>
-      <w:r>
-        <w:rPr>
-          <w:rFonts w:ascii="Arial" w:hAnsi="Arial" w:cs="Arial"/>
-          <w:sz w:val="30"/>
-          <w:szCs w:val="30"/>
-        </w:rPr>
-        <w:t>relativno</w:t>
-      </w:r>
-      <w:proofErr w:type="spellEnd"/>
-      <w:r>
-        <w:rPr>
-          <w:rFonts w:ascii="Arial" w:hAnsi="Arial" w:cs="Arial"/>
-          <w:sz w:val="30"/>
-          <w:szCs w:val="30"/>
-        </w:rPr>
-        <w:t xml:space="preserve"> </w:t>
-      </w:r>
-      <w:proofErr w:type="spellStart"/>
-      <w:r>
-        <w:rPr>
-          <w:rFonts w:ascii="Arial" w:hAnsi="Arial" w:cs="Arial"/>
-          <w:sz w:val="30"/>
-          <w:szCs w:val="30"/>
-        </w:rPr>
-        <w:t>cesto</w:t>
-      </w:r>
-      <w:proofErr w:type="spellEnd"/>
+        <w:t>– relativno cesto</w:t>
+      </w:r>
     </w:p>
     <w:p>
       <w:pPr>
@@ -439,7 +157,6 @@
           <w:szCs w:val="30"/>
         </w:rPr>
       </w:pPr>
-      <w:proofErr w:type="spellStart"/>
       <w:r>
         <w:rPr>
           <w:rFonts w:ascii="Arial" w:hAnsi="Arial" w:cs="Arial"/>
@@ -448,31 +165,8 @@
           <w:sz w:val="30"/>
           <w:szCs w:val="30"/>
         </w:rPr>
-        <w:t>Konfiguracija</w:t>
-      </w:r>
-      <w:proofErr w:type="spellEnd"/>
-      <w:r>
-        <w:rPr>
-          <w:rFonts w:ascii="Arial" w:hAnsi="Arial" w:cs="Arial"/>
-          <w:b/>
-          <w:bCs/>
-          <w:sz w:val="30"/>
-          <w:szCs w:val="30"/>
-        </w:rPr>
-        <w:t xml:space="preserve"> </w:t>
-      </w:r>
-      <w:proofErr w:type="spellStart"/>
-      <w:r>
-        <w:rPr>
-          <w:rFonts w:ascii="Arial" w:hAnsi="Arial" w:cs="Arial"/>
-          <w:b/>
-          <w:bCs/>
-          <w:sz w:val="30"/>
-          <w:szCs w:val="30"/>
-        </w:rPr>
-        <w:t>rutera</w:t>
-      </w:r>
-      <w:proofErr w:type="spellEnd"/>
+        <w:t>Konfiguracija rutera</w:t>
+      </w:r>
       <w:r>
         <w:rPr>
           <w:rFonts w:ascii="Arial" w:hAnsi="Arial" w:cs="Arial"/>
@@ -487,36 +181,8 @@
           <w:sz w:val="30"/>
           <w:szCs w:val="30"/>
         </w:rPr>
-        <w:t xml:space="preserve"> - </w:t>
-      </w:r>
-      <w:proofErr w:type="spellStart"/>
-      <w:r>
-        <w:rPr>
-          <w:rFonts w:ascii="Arial" w:hAnsi="Arial" w:cs="Arial"/>
-          <w:sz w:val="30"/>
-          <w:szCs w:val="30"/>
-        </w:rPr>
-        <w:t>relativno</w:t>
-      </w:r>
-      <w:proofErr w:type="spellEnd"/>
-      <w:r>
-        <w:rPr>
-          <w:rFonts w:ascii="Arial" w:hAnsi="Arial" w:cs="Arial"/>
-          <w:sz w:val="30"/>
-          <w:szCs w:val="30"/>
-        </w:rPr>
-        <w:t xml:space="preserve"> </w:t>
-      </w:r>
-      <w:proofErr w:type="spellStart"/>
-      <w:r>
-        <w:rPr>
-          <w:rFonts w:ascii="Arial" w:hAnsi="Arial" w:cs="Arial"/>
-          <w:sz w:val="30"/>
-          <w:szCs w:val="30"/>
-        </w:rPr>
-        <w:t>cesto</w:t>
-      </w:r>
-      <w:proofErr w:type="spellEnd"/>
+        <w:t xml:space="preserve"> - relativno cesto</w:t>
+      </w:r>
     </w:p>
     <w:p>
       <w:pPr>
@@ -688,8 +354,269 @@
             <w:szCs w:val="30"/>
             <w:lang w:val="de-DE"/>
           </w:rPr>
-          <w:t>cheats</w:t>
+          <w:t>cheatsheet</w:t>
         </w:r>
+      </w:hyperlink>
+    </w:p>
+    <w:p>
+      <w:pPr>
+        <w:pStyle w:val="ListParagraph"/>
+        <w:numPr>
+          <w:ilvl w:val="0"/>
+          <w:numId w:val="3"/>
+        </w:numPr>
+        <w:rPr>
+          <w:rFonts w:ascii="Arial" w:hAnsi="Arial" w:cs="Arial"/>
+          <w:sz w:val="30"/>
+          <w:szCs w:val="30"/>
+          <w:lang w:val="de-DE"/>
+        </w:rPr>
+      </w:pPr>
+      <w:r>
+        <w:rPr>
+          <w:rFonts w:ascii="Arial" w:hAnsi="Arial" w:cs="Arial"/>
+          <w:sz w:val="30"/>
+          <w:szCs w:val="30"/>
+          <w:lang w:val="de-DE"/>
+        </w:rPr>
+        <w:t>Soketi (HTTP, SMTP, POP3...)</w:t>
+      </w:r>
+      <w:r>
+        <w:rPr>
+          <w:rFonts w:ascii="Arial" w:hAnsi="Arial" w:cs="Arial"/>
+          <w:sz w:val="30"/>
+          <w:szCs w:val="30"/>
+          <w:lang w:val="de-DE"/>
+        </w:rPr>
+        <w:t xml:space="preserve"> – relativno cesto</w:t>
+      </w:r>
+    </w:p>
+    <w:p>
+      <w:pPr>
+        <w:pStyle w:val="ListParagraph"/>
+        <w:numPr>
+          <w:ilvl w:val="0"/>
+          <w:numId w:val="3"/>
+        </w:numPr>
+        <w:rPr>
+          <w:rFonts w:ascii="Arial" w:hAnsi="Arial" w:cs="Arial"/>
+          <w:b/>
+          <w:bCs/>
+          <w:sz w:val="30"/>
+          <w:szCs w:val="30"/>
+          <w:lang w:val="de-DE"/>
+        </w:rPr>
+      </w:pPr>
+      <w:r>
+        <w:rPr>
+          <w:rFonts w:ascii="Arial" w:hAnsi="Arial" w:cs="Arial"/>
+          <w:b/>
+          <w:bCs/>
+          <w:sz w:val="30"/>
+          <w:szCs w:val="30"/>
+          <w:lang w:val="de-DE"/>
+        </w:rPr>
+        <w:t>CGI</w:t>
+      </w:r>
+      <w:r>
+        <w:rPr>
+          <w:rFonts w:ascii="Arial" w:hAnsi="Arial" w:cs="Arial"/>
+          <w:b/>
+          <w:bCs/>
+          <w:sz w:val="30"/>
+          <w:szCs w:val="30"/>
+          <w:lang w:val="de-DE"/>
+        </w:rPr>
+        <w:t xml:space="preserve"> </w:t>
+      </w:r>
+      <w:r>
+        <w:rPr>
+          <w:rFonts w:ascii="Arial" w:hAnsi="Arial" w:cs="Arial"/>
+          <w:sz w:val="30"/>
+          <w:szCs w:val="30"/>
+          <w:lang w:val="de-DE"/>
+        </w:rPr>
+        <w:t>– relativno cesto</w:t>
+      </w:r>
+    </w:p>
+    <w:p>
+      <w:pPr>
+        <w:pStyle w:val="ListParagraph"/>
+        <w:numPr>
+          <w:ilvl w:val="1"/>
+          <w:numId w:val="3"/>
+        </w:numPr>
+        <w:rPr>
+          <w:rFonts w:ascii="Arial" w:hAnsi="Arial" w:cs="Arial"/>
+          <w:sz w:val="30"/>
+          <w:szCs w:val="30"/>
+          <w:lang w:val="de-DE"/>
+        </w:rPr>
+      </w:pPr>
+      <w:r>
+        <w:rPr>
+          <w:rFonts w:ascii="Arial" w:hAnsi="Arial" w:cs="Arial"/>
+          <w:sz w:val="30"/>
+          <w:szCs w:val="30"/>
+          <w:lang w:val="de-DE"/>
+        </w:rPr>
+        <w:t>Html forme – termin 6</w:t>
+      </w:r>
+    </w:p>
+    <w:p>
+      <w:pPr>
+        <w:pStyle w:val="ListParagraph"/>
+        <w:numPr>
+          <w:ilvl w:val="1"/>
+          <w:numId w:val="3"/>
+        </w:numPr>
+        <w:rPr>
+          <w:rStyle w:val="Hyperlink"/>
+          <w:rFonts w:ascii="Arial" w:hAnsi="Arial" w:cs="Arial"/>
+          <w:sz w:val="30"/>
+          <w:szCs w:val="30"/>
+          <w:lang w:val="de-DE"/>
+        </w:rPr>
+      </w:pPr>
+      <w:r>
+        <w:rPr>
+          <w:rFonts w:ascii="Arial" w:hAnsi="Arial" w:cs="Arial"/>
+          <w:sz w:val="30"/>
+          <w:szCs w:val="30"/>
+          <w:lang w:val="de-DE"/>
+        </w:rPr>
+        <w:fldChar w:fldCharType="begin"/>
+      </w:r>
+      <w:r>
+        <w:rPr>
+          <w:rFonts w:ascii="Arial" w:hAnsi="Arial" w:cs="Arial"/>
+          <w:sz w:val="30"/>
+          <w:szCs w:val="30"/>
+          <w:lang w:val="de-DE"/>
+        </w:rPr>
+        <w:instrText>HYPERLINK "C:\\Users\\marko\\AppData\\Roaming\\Microsoft\\Word\\CGI lab"</w:instrText>
+      </w:r>
+      <w:r>
+        <w:rPr>
+          <w:rFonts w:ascii="Arial" w:hAnsi="Arial" w:cs="Arial"/>
+          <w:sz w:val="30"/>
+          <w:szCs w:val="30"/>
+          <w:lang w:val="de-DE"/>
+        </w:rPr>
+      </w:r>
+      <w:r>
+        <w:rPr>
+          <w:rFonts w:ascii="Arial" w:hAnsi="Arial" w:cs="Arial"/>
+          <w:sz w:val="30"/>
+          <w:szCs w:val="30"/>
+          <w:lang w:val="de-DE"/>
+        </w:rPr>
+        <w:fldChar w:fldCharType="separate"/>
+      </w:r>
+      <w:r>
+        <w:rPr>
+          <w:rStyle w:val="Hyperlink"/>
+          <w:rFonts w:ascii="Arial" w:hAnsi="Arial" w:cs="Arial"/>
+          <w:sz w:val="30"/>
+          <w:szCs w:val="30"/>
+          <w:lang w:val="de-DE"/>
+        </w:rPr>
+        <w:t>CGI C aplikacija</w:t>
+      </w:r>
+      <w:r>
+        <w:rPr>
+          <w:rStyle w:val="Hyperlink"/>
+          <w:rFonts w:ascii="Arial" w:hAnsi="Arial" w:cs="Arial"/>
+          <w:sz w:val="30"/>
+          <w:szCs w:val="30"/>
+          <w:lang w:val="de-DE"/>
+        </w:rPr>
+        <w:t xml:space="preserve"> </w:t>
+      </w:r>
+    </w:p>
+    <w:p>
+      <w:pPr>
+        <w:pStyle w:val="ListParagraph"/>
+        <w:numPr>
+          <w:ilvl w:val="0"/>
+          <w:numId w:val="3"/>
+        </w:numPr>
+        <w:rPr>
+          <w:rFonts w:ascii="Arial" w:hAnsi="Arial" w:cs="Arial"/>
+          <w:b/>
+          <w:bCs/>
+          <w:sz w:val="30"/>
+          <w:szCs w:val="30"/>
+          <w:lang w:val="de-DE"/>
+        </w:rPr>
+      </w:pPr>
+      <w:r>
+        <w:rPr>
+          <w:rFonts w:ascii="Arial" w:hAnsi="Arial" w:cs="Arial"/>
+          <w:sz w:val="30"/>
+          <w:szCs w:val="30"/>
+          <w:lang w:val="de-DE"/>
+        </w:rPr>
+        <w:fldChar w:fldCharType="end"/>
+      </w:r>
+      <w:r>
+        <w:rPr>
+          <w:rFonts w:ascii="Arial" w:hAnsi="Arial" w:cs="Arial"/>
+          <w:b/>
+          <w:bCs/>
+          <w:sz w:val="30"/>
+          <w:szCs w:val="30"/>
+          <w:lang w:val="de-DE"/>
+        </w:rPr>
+        <w:t>Algoritmi rutiranja</w:t>
+      </w:r>
+      <w:r>
+        <w:rPr>
+          <w:rFonts w:ascii="Arial" w:hAnsi="Arial" w:cs="Arial"/>
+          <w:b/>
+          <w:bCs/>
+          <w:sz w:val="30"/>
+          <w:szCs w:val="30"/>
+          <w:lang w:val="de-DE"/>
+        </w:rPr>
+        <w:t xml:space="preserve"> </w:t>
+      </w:r>
+      <w:r>
+        <w:rPr>
+          <w:rFonts w:ascii="Arial" w:hAnsi="Arial" w:cs="Arial"/>
+          <w:sz w:val="30"/>
+          <w:szCs w:val="30"/>
+          <w:lang w:val="de-DE"/>
+        </w:rPr>
+        <w:t>–</w:t>
+      </w:r>
+      <w:r>
+        <w:rPr>
+          <w:rFonts w:ascii="Arial" w:hAnsi="Arial" w:cs="Arial"/>
+          <w:sz w:val="30"/>
+          <w:szCs w:val="30"/>
+          <w:lang w:val="de-DE"/>
+        </w:rPr>
+        <w:t xml:space="preserve"> ponekad</w:t>
+      </w:r>
+    </w:p>
+    <w:p>
+      <w:pPr>
+        <w:pStyle w:val="ListParagraph"/>
+        <w:numPr>
+          <w:ilvl w:val="1"/>
+          <w:numId w:val="3"/>
+        </w:numPr>
+        <w:rPr>
+          <w:rFonts w:ascii="Arial" w:hAnsi="Arial" w:cs="Arial"/>
+          <w:b/>
+          <w:bCs/>
+          <w:sz w:val="30"/>
+          <w:szCs w:val="30"/>
+          <w:lang w:val="de-DE"/>
+        </w:rPr>
+      </w:pPr>
+      <w:hyperlink r:id="rId6" w:history="1">
         <w:r>
           <w:rPr>
             <w:rStyle w:val="Hyperlink"/>
@@ -698,327 +625,9 @@
             <w:szCs w:val="30"/>
             <w:lang w:val="de-DE"/>
           </w:rPr>
-          <w:t>h</w:t>
-        </w:r>
-        <w:r>
-          <w:rPr>
-            <w:rStyle w:val="Hyperlink"/>
-            <w:rFonts w:ascii="Arial" w:hAnsi="Arial" w:cs="Arial"/>
-            <w:sz w:val="30"/>
-            <w:szCs w:val="30"/>
-            <w:lang w:val="de-DE"/>
-          </w:rPr>
-          <w:t>eet</w:t>
+          <w:t>LinkState (OSPF)</w:t>
         </w:r>
       </w:hyperlink>
-    </w:p>
-    <w:p>
-      <w:pPr>
-        <w:pStyle w:val="ListParagraph"/>
-        <w:numPr>
-          <w:ilvl w:val="0"/>
-          <w:numId w:val="3"/>
-        </w:numPr>
-        <w:rPr>
-          <w:rFonts w:ascii="Arial" w:hAnsi="Arial" w:cs="Arial"/>
-          <w:sz w:val="30"/>
-          <w:szCs w:val="30"/>
-          <w:lang w:val="de-DE"/>
-        </w:rPr>
-      </w:pPr>
-      <w:r>
-        <w:rPr>
-          <w:rFonts w:ascii="Arial" w:hAnsi="Arial" w:cs="Arial"/>
-          <w:sz w:val="30"/>
-          <w:szCs w:val="30"/>
-          <w:lang w:val="de-DE"/>
-        </w:rPr>
-        <w:t>Soketi (HTTP, SMTP, POP3...)</w:t>
-      </w:r>
-      <w:r>
-        <w:rPr>
-          <w:rFonts w:ascii="Arial" w:hAnsi="Arial" w:cs="Arial"/>
-          <w:sz w:val="30"/>
-          <w:szCs w:val="30"/>
-          <w:lang w:val="de-DE"/>
-        </w:rPr>
-        <w:t xml:space="preserve"> – relativno cesto</w:t>
-      </w:r>
-    </w:p>
-    <w:p>
-      <w:pPr>
-        <w:pStyle w:val="ListParagraph"/>
-        <w:numPr>
-          <w:ilvl w:val="0"/>
-          <w:numId w:val="3"/>
-        </w:numPr>
-        <w:rPr>
-          <w:rFonts w:ascii="Arial" w:hAnsi="Arial" w:cs="Arial"/>
-          <w:b/>
-          <w:bCs/>
-          <w:sz w:val="30"/>
-          <w:szCs w:val="30"/>
-          <w:lang w:val="de-DE"/>
-        </w:rPr>
-      </w:pPr>
-      <w:r>
-        <w:rPr>
-          <w:rFonts w:ascii="Arial" w:hAnsi="Arial" w:cs="Arial"/>
-          <w:b/>
-          <w:bCs/>
-          <w:sz w:val="30"/>
-          <w:szCs w:val="30"/>
-          <w:lang w:val="de-DE"/>
-        </w:rPr>
-        <w:t>CGI</w:t>
-      </w:r>
-      <w:r>
-        <w:rPr>
-          <w:rFonts w:ascii="Arial" w:hAnsi="Arial" w:cs="Arial"/>
-          <w:b/>
-          <w:bCs/>
-          <w:sz w:val="30"/>
-          <w:szCs w:val="30"/>
-          <w:lang w:val="de-DE"/>
-        </w:rPr>
-        <w:t xml:space="preserve"> </w:t>
-      </w:r>
-      <w:r>
-        <w:rPr>
-          <w:rFonts w:ascii="Arial" w:hAnsi="Arial" w:cs="Arial"/>
-          <w:sz w:val="30"/>
-          <w:szCs w:val="30"/>
-          <w:lang w:val="de-DE"/>
-        </w:rPr>
-        <w:t>– relativno cesto</w:t>
-      </w:r>
-    </w:p>
-    <w:p>
-      <w:pPr>
-        <w:pStyle w:val="ListParagraph"/>
-        <w:numPr>
-          <w:ilvl w:val="1"/>
-          <w:numId w:val="3"/>
-        </w:numPr>
-        <w:rPr>
-          <w:rFonts w:ascii="Arial" w:hAnsi="Arial" w:cs="Arial"/>
-          <w:sz w:val="30"/>
-          <w:szCs w:val="30"/>
-          <w:lang w:val="de-DE"/>
-        </w:rPr>
-      </w:pPr>
-      <w:r>
-        <w:rPr>
-          <w:rFonts w:ascii="Arial" w:hAnsi="Arial" w:cs="Arial"/>
-          <w:sz w:val="30"/>
-          <w:szCs w:val="30"/>
-          <w:lang w:val="de-DE"/>
-        </w:rPr>
-        <w:t>Html forme – termin 6</w:t>
-      </w:r>
-    </w:p>
-    <w:p>
-      <w:pPr>
-        <w:pStyle w:val="ListParagraph"/>
-        <w:numPr>
-          <w:ilvl w:val="1"/>
-          <w:numId w:val="3"/>
-        </w:numPr>
-        <w:rPr>
-          <w:rStyle w:val="Hyperlink"/>
-          <w:rFonts w:ascii="Arial" w:hAnsi="Arial" w:cs="Arial"/>
-          <w:sz w:val="30"/>
-          <w:szCs w:val="30"/>
-          <w:lang w:val="de-DE"/>
-        </w:rPr>
-      </w:pPr>
-      <w:r>
-        <w:rPr>
-          <w:rFonts w:ascii="Arial" w:hAnsi="Arial" w:cs="Arial"/>
-          <w:sz w:val="30"/>
-          <w:szCs w:val="30"/>
-          <w:lang w:val="de-DE"/>
-        </w:rPr>
-        <w:fldChar w:fldCharType="begin"/>
-      </w:r>
-      <w:r>
-        <w:rPr>
-          <w:rFonts w:ascii="Arial" w:hAnsi="Arial" w:cs="Arial"/>
-          <w:sz w:val="30"/>
-          <w:szCs w:val="30"/>
-          <w:lang w:val="de-DE"/>
-        </w:rPr>
-        <w:instrText>HYPERLINK "CGI%20lab"</w:instrText>
-      </w:r>
-      <w:r>
-        <w:rPr>
-          <w:rFonts w:ascii="Arial" w:hAnsi="Arial" w:cs="Arial"/>
-          <w:sz w:val="30"/>
-          <w:szCs w:val="30"/>
-          <w:lang w:val="de-DE"/>
-        </w:rPr>
-      </w:r>
-      <w:r>
-        <w:rPr>
-          <w:rFonts w:ascii="Arial" w:hAnsi="Arial" w:cs="Arial"/>
-          <w:sz w:val="30"/>
-          <w:szCs w:val="30"/>
-          <w:lang w:val="de-DE"/>
-        </w:rPr>
-        <w:fldChar w:fldCharType="separate"/>
-      </w:r>
-      <w:r>
-        <w:rPr>
-          <w:rStyle w:val="Hyperlink"/>
-          <w:rFonts w:ascii="Arial" w:hAnsi="Arial" w:cs="Arial"/>
-          <w:sz w:val="30"/>
-          <w:szCs w:val="30"/>
-          <w:lang w:val="de-DE"/>
-        </w:rPr>
-        <w:t>CGI C a</w:t>
-      </w:r>
-      <w:r>
-        <w:rPr>
-          <w:rStyle w:val="Hyperlink"/>
-          <w:rFonts w:ascii="Arial" w:hAnsi="Arial" w:cs="Arial"/>
-          <w:sz w:val="30"/>
-          <w:szCs w:val="30"/>
-          <w:lang w:val="de-DE"/>
-        </w:rPr>
-        <w:t>p</w:t>
-      </w:r>
-      <w:r>
-        <w:rPr>
-          <w:rStyle w:val="Hyperlink"/>
-          <w:rFonts w:ascii="Arial" w:hAnsi="Arial" w:cs="Arial"/>
-          <w:sz w:val="30"/>
-          <w:szCs w:val="30"/>
-          <w:lang w:val="de-DE"/>
-        </w:rPr>
-        <w:t>lik</w:t>
-      </w:r>
-      <w:r>
-        <w:rPr>
-          <w:rStyle w:val="Hyperlink"/>
-          <w:rFonts w:ascii="Arial" w:hAnsi="Arial" w:cs="Arial"/>
-          <w:sz w:val="30"/>
-          <w:szCs w:val="30"/>
-          <w:lang w:val="de-DE"/>
-        </w:rPr>
-        <w:t>a</w:t>
-      </w:r>
-      <w:r>
-        <w:rPr>
-          <w:rStyle w:val="Hyperlink"/>
-          <w:rFonts w:ascii="Arial" w:hAnsi="Arial" w:cs="Arial"/>
-          <w:sz w:val="30"/>
-          <w:szCs w:val="30"/>
-          <w:lang w:val="de-DE"/>
-        </w:rPr>
-        <w:t>cija</w:t>
-      </w:r>
-      <w:r>
-        <w:rPr>
-          <w:rStyle w:val="Hyperlink"/>
-          <w:rFonts w:ascii="Arial" w:hAnsi="Arial" w:cs="Arial"/>
-          <w:sz w:val="30"/>
-          <w:szCs w:val="30"/>
-          <w:lang w:val="de-DE"/>
-        </w:rPr>
-        <w:t xml:space="preserve"> </w:t>
-      </w:r>
-    </w:p>
-    <w:p>
-      <w:pPr>
-        <w:pStyle w:val="ListParagraph"/>
-        <w:numPr>
-          <w:ilvl w:val="0"/>
-          <w:numId w:val="3"/>
-        </w:numPr>
-        <w:rPr>
-          <w:rFonts w:ascii="Arial" w:hAnsi="Arial" w:cs="Arial"/>
-          <w:b/>
-          <w:bCs/>
-          <w:sz w:val="30"/>
-          <w:szCs w:val="30"/>
-          <w:lang w:val="de-DE"/>
-        </w:rPr>
-      </w:pPr>
-      <w:r>
-        <w:rPr>
-          <w:rFonts w:ascii="Arial" w:hAnsi="Arial" w:cs="Arial"/>
-          <w:sz w:val="30"/>
-          <w:szCs w:val="30"/>
-          <w:lang w:val="de-DE"/>
-        </w:rPr>
-        <w:fldChar w:fldCharType="end"/>
-      </w:r>
-      <w:r>
-        <w:rPr>
-          <w:rFonts w:ascii="Arial" w:hAnsi="Arial" w:cs="Arial"/>
-          <w:b/>
-          <w:bCs/>
-          <w:sz w:val="30"/>
-          <w:szCs w:val="30"/>
-          <w:lang w:val="de-DE"/>
-        </w:rPr>
-        <w:t>Algoritmi rutiranja</w:t>
-      </w:r>
-      <w:r>
-        <w:rPr>
-          <w:rFonts w:ascii="Arial" w:hAnsi="Arial" w:cs="Arial"/>
-          <w:b/>
-          <w:bCs/>
-          <w:sz w:val="30"/>
-          <w:szCs w:val="30"/>
-          <w:lang w:val="de-DE"/>
-        </w:rPr>
-        <w:t xml:space="preserve"> </w:t>
-      </w:r>
-      <w:r>
-        <w:rPr>
-          <w:rFonts w:ascii="Arial" w:hAnsi="Arial" w:cs="Arial"/>
-          <w:sz w:val="30"/>
-          <w:szCs w:val="30"/>
-          <w:lang w:val="de-DE"/>
-        </w:rPr>
-        <w:t>–</w:t>
-      </w:r>
-      <w:r>
-        <w:rPr>
-          <w:rFonts w:ascii="Arial" w:hAnsi="Arial" w:cs="Arial"/>
-          <w:sz w:val="30"/>
-          <w:szCs w:val="30"/>
-          <w:lang w:val="de-DE"/>
-        </w:rPr>
-        <w:t xml:space="preserve"> ponekad</w:t>
-      </w:r>
-    </w:p>
-    <w:p>
-      <w:pPr>
-        <w:pStyle w:val="ListParagraph"/>
-        <w:numPr>
-          <w:ilvl w:val="1"/>
-          <w:numId w:val="3"/>
-        </w:numPr>
-        <w:rPr>
-          <w:rFonts w:ascii="Arial" w:hAnsi="Arial" w:cs="Arial"/>
-          <w:b/>
-          <w:bCs/>
-          <w:sz w:val="30"/>
-          <w:szCs w:val="30"/>
-          <w:lang w:val="de-DE"/>
-        </w:rPr>
-      </w:pPr>
-      <w:r>
-        <w:rPr>
-          <w:rFonts w:ascii="Arial" w:hAnsi="Arial" w:cs="Arial"/>
-          <w:sz w:val="30"/>
-          <w:szCs w:val="30"/>
-          <w:lang w:val="de-DE"/>
-        </w:rPr>
-        <w:t>LinkState (OSPF)</w:t>
-      </w:r>
     </w:p>
     <w:p>
       <w:pPr>
